--- a/swh/docx/023.content.docx
+++ b/swh/docx/023.content.docx
@@ -423,90 +423,66 @@
           <w:lang w:val="sw_KE" w:bidi="sw_KE"/>
         </w:rPr>
       </w:r>
-      <w:hyperlink r:id="rId13">
-        <w:r>
-          <w:rPr>
-            <w:lang w:val="sw_KE" w:bidi="sw_KE"/>
-          </w:rPr>
-          <w:rPr>
-            <w:color w:val="0000EE"/>
-            <w:u w:val="single"/>
-          </w:rPr>
-          <w:t>1 Mambo ya Nyakati 4:43</w:t>
-        </w:r>
-      </w:hyperlink>
-    </w:p>
-    <w:p>
-      <w:pPr>
-        <w:pStyle w:val="ListBullet"/>
-        <w:spacing w:line="240" w:lineRule="auto"/>
-        <w:ind w:left="720"/>
-      </w:pPr>
-      <w:r>
-        <w:rPr>
-          <w:lang w:val="sw_KE" w:bidi="sw_KE"/>
-        </w:rPr>
-      </w:r>
-      <w:hyperlink r:id="rId14">
-        <w:r>
-          <w:rPr>
-            <w:lang w:val="sw_KE" w:bidi="sw_KE"/>
-          </w:rPr>
-          <w:rPr>
-            <w:color w:val="0000EE"/>
-            <w:u w:val="single"/>
-          </w:rPr>
-          <w:t>2 Samweli 1:8</w:t>
-        </w:r>
-      </w:hyperlink>
-    </w:p>
-    <w:p>
-      <w:pPr>
-        <w:pStyle w:val="ListBullet"/>
-        <w:spacing w:line="240" w:lineRule="auto"/>
-        <w:ind w:left="720"/>
-      </w:pPr>
-      <w:r>
-        <w:rPr>
-          <w:lang w:val="sw_KE" w:bidi="sw_KE"/>
-        </w:rPr>
-      </w:r>
-      <w:hyperlink r:id="rId15">
-        <w:r>
-          <w:rPr>
-            <w:lang w:val="sw_KE" w:bidi="sw_KE"/>
-          </w:rPr>
-          <w:rPr>
-            <w:color w:val="0000EE"/>
-            <w:u w:val="single"/>
-          </w:rPr>
-          <w:t>Kutoka 17:10</w:t>
-        </w:r>
-      </w:hyperlink>
-    </w:p>
-    <w:p>
-      <w:pPr>
-        <w:pStyle w:val="ListBullet"/>
-        <w:spacing w:line="240" w:lineRule="auto"/>
-        <w:ind w:left="720"/>
-      </w:pPr>
-      <w:r>
-        <w:rPr>
-          <w:lang w:val="sw_KE" w:bidi="sw_KE"/>
-        </w:rPr>
-      </w:r>
-      <w:hyperlink r:id="rId16">
-        <w:r>
-          <w:rPr>
-            <w:lang w:val="sw_KE" w:bidi="sw_KE"/>
-          </w:rPr>
-          <w:rPr>
-            <w:color w:val="0000EE"/>
-            <w:u w:val="single"/>
-          </w:rPr>
-          <w:t>Hesabu 14:23–25</w:t>
-        </w:r>
-      </w:hyperlink>
+      <w:r>
+        <w:rPr>
+          <w:lang w:val="sw_KE" w:bidi="sw_KE"/>
+        </w:rPr>
+        <w:t>1 Mambo ya Nyakati 4:43</w:t>
+      </w:r>
+    </w:p>
+    <w:p>
+      <w:pPr>
+        <w:pStyle w:val="ListBullet"/>
+        <w:spacing w:line="240" w:lineRule="auto"/>
+        <w:ind w:left="720"/>
+      </w:pPr>
+      <w:r>
+        <w:rPr>
+          <w:lang w:val="sw_KE" w:bidi="sw_KE"/>
+        </w:rPr>
+      </w:r>
+      <w:r>
+        <w:rPr>
+          <w:lang w:val="sw_KE" w:bidi="sw_KE"/>
+        </w:rPr>
+        <w:t>2 Samweli 1:8</w:t>
+      </w:r>
+    </w:p>
+    <w:p>
+      <w:pPr>
+        <w:pStyle w:val="ListBullet"/>
+        <w:spacing w:line="240" w:lineRule="auto"/>
+        <w:ind w:left="720"/>
+      </w:pPr>
+      <w:r>
+        <w:rPr>
+          <w:lang w:val="sw_KE" w:bidi="sw_KE"/>
+        </w:rPr>
+      </w:r>
+      <w:r>
+        <w:rPr>
+          <w:lang w:val="sw_KE" w:bidi="sw_KE"/>
+        </w:rPr>
+        <w:t>Kutoka 17:10</w:t>
+      </w:r>
+    </w:p>
+    <w:p>
+      <w:pPr>
+        <w:pStyle w:val="ListBullet"/>
+        <w:spacing w:line="240" w:lineRule="auto"/>
+        <w:ind w:left="720"/>
+      </w:pPr>
+      <w:r>
+        <w:rPr>
+          <w:lang w:val="sw_KE" w:bidi="sw_KE"/>
+        </w:rPr>
+      </w:r>
+      <w:r>
+        <w:rPr>
+          <w:lang w:val="sw_KE" w:bidi="sw_KE"/>
+        </w:rPr>
+        <w:t>Hesabu 14:23–25</w:t>
+      </w:r>
     </w:p>
     <w:p>
       <w:pPr>
@@ -708,114 +684,84 @@
           <w:lang w:val="sw_KE" w:bidi="sw_KE"/>
         </w:rPr>
       </w:r>
-      <w:hyperlink r:id="rId17">
-        <w:r>
-          <w:rPr>
-            <w:lang w:val="sw_KE" w:bidi="sw_KE"/>
-          </w:rPr>
-          <w:rPr>
-            <w:color w:val="0000EE"/>
-            <w:u w:val="single"/>
-          </w:rPr>
-          <w:t>Amosi 2:9</w:t>
-        </w:r>
-      </w:hyperlink>
-    </w:p>
-    <w:p>
-      <w:pPr>
-        <w:pStyle w:val="ListBullet"/>
-        <w:spacing w:line="240" w:lineRule="auto"/>
-        <w:ind w:left="720"/>
-      </w:pPr>
-      <w:r>
-        <w:rPr>
-          <w:lang w:val="sw_KE" w:bidi="sw_KE"/>
-        </w:rPr>
-      </w:r>
-      <w:hyperlink r:id="rId18">
-        <w:r>
-          <w:rPr>
-            <w:lang w:val="sw_KE" w:bidi="sw_KE"/>
-          </w:rPr>
-          <w:rPr>
-            <w:color w:val="0000EE"/>
-            <w:u w:val="single"/>
-          </w:rPr>
-          <w:t>Ezekieli 16:3</w:t>
-        </w:r>
-      </w:hyperlink>
-    </w:p>
-    <w:p>
-      <w:pPr>
-        <w:pStyle w:val="ListBullet"/>
-        <w:spacing w:line="240" w:lineRule="auto"/>
-        <w:ind w:left="720"/>
-      </w:pPr>
-      <w:r>
-        <w:rPr>
-          <w:lang w:val="sw_KE" w:bidi="sw_KE"/>
-        </w:rPr>
-      </w:r>
-      <w:hyperlink r:id="rId19">
-        <w:r>
-          <w:rPr>
-            <w:lang w:val="sw_KE" w:bidi="sw_KE"/>
-          </w:rPr>
-          <w:rPr>
-            <w:color w:val="0000EE"/>
-            <w:u w:val="single"/>
-          </w:rPr>
-          <w:t>Mwanzo 10:16</w:t>
-        </w:r>
-      </w:hyperlink>
-    </w:p>
-    <w:p>
-      <w:pPr>
-        <w:pStyle w:val="ListBullet"/>
-        <w:spacing w:line="240" w:lineRule="auto"/>
-        <w:ind w:left="720"/>
-      </w:pPr>
-      <w:r>
-        <w:rPr>
-          <w:lang w:val="sw_KE" w:bidi="sw_KE"/>
-        </w:rPr>
-      </w:r>
-      <w:hyperlink r:id="rId20">
-        <w:r>
-          <w:rPr>
-            <w:lang w:val="sw_KE" w:bidi="sw_KE"/>
-          </w:rPr>
-          <w:rPr>
-            <w:color w:val="0000EE"/>
-            <w:u w:val="single"/>
-          </w:rPr>
-          <w:t>Mwanzo 15:14–16</w:t>
-        </w:r>
-      </w:hyperlink>
-    </w:p>
-    <w:p>
-      <w:pPr>
-        <w:pStyle w:val="ListBullet"/>
-        <w:spacing w:line="240" w:lineRule="auto"/>
-        <w:ind w:left="720"/>
-      </w:pPr>
-      <w:r>
-        <w:rPr>
-          <w:lang w:val="sw_KE" w:bidi="sw_KE"/>
-        </w:rPr>
-      </w:r>
-      <w:hyperlink r:id="rId21">
-        <w:r>
-          <w:rPr>
-            <w:lang w:val="sw_KE" w:bidi="sw_KE"/>
-          </w:rPr>
-          <w:rPr>
-            <w:color w:val="0000EE"/>
-            <w:u w:val="single"/>
-          </w:rPr>
-          <w:t>Yoshua 9:10</w:t>
-        </w:r>
-      </w:hyperlink>
+      <w:r>
+        <w:rPr>
+          <w:lang w:val="sw_KE" w:bidi="sw_KE"/>
+        </w:rPr>
+        <w:t>Amosi 2:9</w:t>
+      </w:r>
+    </w:p>
+    <w:p>
+      <w:pPr>
+        <w:pStyle w:val="ListBullet"/>
+        <w:spacing w:line="240" w:lineRule="auto"/>
+        <w:ind w:left="720"/>
+      </w:pPr>
+      <w:r>
+        <w:rPr>
+          <w:lang w:val="sw_KE" w:bidi="sw_KE"/>
+        </w:rPr>
+      </w:r>
+      <w:r>
+        <w:rPr>
+          <w:lang w:val="sw_KE" w:bidi="sw_KE"/>
+        </w:rPr>
+        <w:t>Ezekieli 16:3</w:t>
+      </w:r>
+    </w:p>
+    <w:p>
+      <w:pPr>
+        <w:pStyle w:val="ListBullet"/>
+        <w:spacing w:line="240" w:lineRule="auto"/>
+        <w:ind w:left="720"/>
+      </w:pPr>
+      <w:r>
+        <w:rPr>
+          <w:lang w:val="sw_KE" w:bidi="sw_KE"/>
+        </w:rPr>
+      </w:r>
+      <w:r>
+        <w:rPr>
+          <w:lang w:val="sw_KE" w:bidi="sw_KE"/>
+        </w:rPr>
+        <w:t>Mwanzo 10:16</w:t>
+      </w:r>
+    </w:p>
+    <w:p>
+      <w:pPr>
+        <w:pStyle w:val="ListBullet"/>
+        <w:spacing w:line="240" w:lineRule="auto"/>
+        <w:ind w:left="720"/>
+      </w:pPr>
+      <w:r>
+        <w:rPr>
+          <w:lang w:val="sw_KE" w:bidi="sw_KE"/>
+        </w:rPr>
+      </w:r>
+      <w:r>
+        <w:rPr>
+          <w:lang w:val="sw_KE" w:bidi="sw_KE"/>
+        </w:rPr>
+        <w:t>Mwanzo 15:14–16</w:t>
+      </w:r>
+    </w:p>
+    <w:p>
+      <w:pPr>
+        <w:pStyle w:val="ListBullet"/>
+        <w:spacing w:line="240" w:lineRule="auto"/>
+        <w:ind w:left="720"/>
+      </w:pPr>
+      <w:r>
+        <w:rPr>
+          <w:lang w:val="sw_KE" w:bidi="sw_KE"/>
+        </w:rPr>
+      </w:r>
+      <w:r>
+        <w:rPr>
+          <w:lang w:val="sw_KE" w:bidi="sw_KE"/>
+        </w:rPr>
+        <w:t>Yoshua 9:10</w:t>
+      </w:r>
     </w:p>
     <w:p>
       <w:pPr>
@@ -1281,138 +1227,102 @@
           <w:lang w:val="sw_KE" w:bidi="sw_KE"/>
         </w:rPr>
       </w:r>
-      <w:hyperlink r:id="rId22">
-        <w:r>
-          <w:rPr>
-            <w:lang w:val="sw_KE" w:bidi="sw_KE"/>
-          </w:rPr>
-          <w:rPr>
-            <w:color w:val="0000EE"/>
-            <w:u w:val="single"/>
-          </w:rPr>
-          <w:t>1 Wafalme 10:14–15</w:t>
-        </w:r>
-      </w:hyperlink>
-    </w:p>
-    <w:p>
-      <w:pPr>
-        <w:pStyle w:val="ListBullet"/>
-        <w:spacing w:line="240" w:lineRule="auto"/>
-        <w:ind w:left="720"/>
-      </w:pPr>
-      <w:r>
-        <w:rPr>
-          <w:lang w:val="sw_KE" w:bidi="sw_KE"/>
-        </w:rPr>
-      </w:r>
-      <w:hyperlink r:id="rId23">
-        <w:r>
-          <w:rPr>
-            <w:lang w:val="sw_KE" w:bidi="sw_KE"/>
-          </w:rPr>
-          <w:rPr>
-            <w:color w:val="0000EE"/>
-            <w:u w:val="single"/>
-          </w:rPr>
-          <w:t>Matendo 2:11</w:t>
-        </w:r>
-      </w:hyperlink>
-    </w:p>
-    <w:p>
-      <w:pPr>
-        <w:pStyle w:val="ListBullet"/>
-        <w:spacing w:line="240" w:lineRule="auto"/>
-        <w:ind w:left="720"/>
-      </w:pPr>
-      <w:r>
-        <w:rPr>
-          <w:lang w:val="sw_KE" w:bidi="sw_KE"/>
-        </w:rPr>
-      </w:r>
-      <w:hyperlink r:id="rId24">
-        <w:r>
-          <w:rPr>
-            <w:lang w:val="sw_KE" w:bidi="sw_KE"/>
-          </w:rPr>
-          <w:rPr>
-            <w:color w:val="0000EE"/>
-            <w:u w:val="single"/>
-          </w:rPr>
-          <w:t>Wagalatia 1:15–17</w:t>
-        </w:r>
-      </w:hyperlink>
-    </w:p>
-    <w:p>
-      <w:pPr>
-        <w:pStyle w:val="ListBullet"/>
-        <w:spacing w:line="240" w:lineRule="auto"/>
-        <w:ind w:left="720"/>
-      </w:pPr>
-      <w:r>
-        <w:rPr>
-          <w:lang w:val="sw_KE" w:bidi="sw_KE"/>
-        </w:rPr>
-      </w:r>
-      <w:hyperlink r:id="rId25">
-        <w:r>
-          <w:rPr>
-            <w:lang w:val="sw_KE" w:bidi="sw_KE"/>
-          </w:rPr>
-          <w:rPr>
-            <w:color w:val="0000EE"/>
-            <w:u w:val="single"/>
-          </w:rPr>
-          <w:t>Wagalatia 4:24–25</w:t>
-        </w:r>
-      </w:hyperlink>
-    </w:p>
-    <w:p>
-      <w:pPr>
-        <w:pStyle w:val="ListBullet"/>
-        <w:spacing w:line="240" w:lineRule="auto"/>
-        <w:ind w:left="720"/>
-      </w:pPr>
-      <w:r>
-        <w:rPr>
-          <w:lang w:val="sw_KE" w:bidi="sw_KE"/>
-        </w:rPr>
-      </w:r>
-      <w:hyperlink r:id="rId26">
-        <w:r>
-          <w:rPr>
-            <w:lang w:val="sw_KE" w:bidi="sw_KE"/>
-          </w:rPr>
-          <w:rPr>
-            <w:color w:val="0000EE"/>
-            <w:u w:val="single"/>
-          </w:rPr>
-          <w:t>Yeremia 25:24–26</w:t>
-        </w:r>
-      </w:hyperlink>
-    </w:p>
-    <w:p>
-      <w:pPr>
-        <w:pStyle w:val="ListBullet"/>
-        <w:spacing w:line="240" w:lineRule="auto"/>
-        <w:ind w:left="720"/>
-      </w:pPr>
-      <w:r>
-        <w:rPr>
-          <w:lang w:val="sw_KE" w:bidi="sw_KE"/>
-        </w:rPr>
-      </w:r>
-      <w:hyperlink r:id="rId27">
-        <w:r>
-          <w:rPr>
-            <w:lang w:val="sw_KE" w:bidi="sw_KE"/>
-          </w:rPr>
-          <w:rPr>
-            <w:color w:val="0000EE"/>
-            <w:u w:val="single"/>
-          </w:rPr>
-          <w:t>Nehemia 2:19–20</w:t>
-        </w:r>
-      </w:hyperlink>
+      <w:r>
+        <w:rPr>
+          <w:lang w:val="sw_KE" w:bidi="sw_KE"/>
+        </w:rPr>
+        <w:t>1 Wafalme 10:14–15</w:t>
+      </w:r>
+    </w:p>
+    <w:p>
+      <w:pPr>
+        <w:pStyle w:val="ListBullet"/>
+        <w:spacing w:line="240" w:lineRule="auto"/>
+        <w:ind w:left="720"/>
+      </w:pPr>
+      <w:r>
+        <w:rPr>
+          <w:lang w:val="sw_KE" w:bidi="sw_KE"/>
+        </w:rPr>
+      </w:r>
+      <w:r>
+        <w:rPr>
+          <w:lang w:val="sw_KE" w:bidi="sw_KE"/>
+        </w:rPr>
+        <w:t>Matendo 2:11</w:t>
+      </w:r>
+    </w:p>
+    <w:p>
+      <w:pPr>
+        <w:pStyle w:val="ListBullet"/>
+        <w:spacing w:line="240" w:lineRule="auto"/>
+        <w:ind w:left="720"/>
+      </w:pPr>
+      <w:r>
+        <w:rPr>
+          <w:lang w:val="sw_KE" w:bidi="sw_KE"/>
+        </w:rPr>
+      </w:r>
+      <w:r>
+        <w:rPr>
+          <w:lang w:val="sw_KE" w:bidi="sw_KE"/>
+        </w:rPr>
+        <w:t>Wagalatia 1:15–17</w:t>
+      </w:r>
+    </w:p>
+    <w:p>
+      <w:pPr>
+        <w:pStyle w:val="ListBullet"/>
+        <w:spacing w:line="240" w:lineRule="auto"/>
+        <w:ind w:left="720"/>
+      </w:pPr>
+      <w:r>
+        <w:rPr>
+          <w:lang w:val="sw_KE" w:bidi="sw_KE"/>
+        </w:rPr>
+      </w:r>
+      <w:r>
+        <w:rPr>
+          <w:lang w:val="sw_KE" w:bidi="sw_KE"/>
+        </w:rPr>
+        <w:t>Wagalatia 4:24–25</w:t>
+      </w:r>
+    </w:p>
+    <w:p>
+      <w:pPr>
+        <w:pStyle w:val="ListBullet"/>
+        <w:spacing w:line="240" w:lineRule="auto"/>
+        <w:ind w:left="720"/>
+      </w:pPr>
+      <w:r>
+        <w:rPr>
+          <w:lang w:val="sw_KE" w:bidi="sw_KE"/>
+        </w:rPr>
+      </w:r>
+      <w:r>
+        <w:rPr>
+          <w:lang w:val="sw_KE" w:bidi="sw_KE"/>
+        </w:rPr>
+        <w:t>Yeremia 25:24–26</w:t>
+      </w:r>
+    </w:p>
+    <w:p>
+      <w:pPr>
+        <w:pStyle w:val="ListBullet"/>
+        <w:spacing w:line="240" w:lineRule="auto"/>
+        <w:ind w:left="720"/>
+      </w:pPr>
+      <w:r>
+        <w:rPr>
+          <w:lang w:val="sw_KE" w:bidi="sw_KE"/>
+        </w:rPr>
+      </w:r>
+      <w:r>
+        <w:rPr>
+          <w:lang w:val="sw_KE" w:bidi="sw_KE"/>
+        </w:rPr>
+        <w:t>Nehemia 2:19–20</w:t>
+      </w:r>
     </w:p>
     <w:p>
       <w:pPr>
@@ -1642,186 +1552,138 @@
           <w:lang w:val="sw_KE" w:bidi="sw_KE"/>
         </w:rPr>
       </w:r>
-      <w:hyperlink r:id="rId28">
-        <w:r>
-          <w:rPr>
-            <w:lang w:val="sw_KE" w:bidi="sw_KE"/>
-          </w:rPr>
-          <w:rPr>
-            <w:color w:val="0000EE"/>
-            <w:u w:val="single"/>
-          </w:rPr>
-          <w:t>Matendo 26:12–14</w:t>
-        </w:r>
-      </w:hyperlink>
-    </w:p>
-    <w:p>
-      <w:pPr>
-        <w:pStyle w:val="ListBullet"/>
-        <w:spacing w:line="240" w:lineRule="auto"/>
-        <w:ind w:left="720"/>
-      </w:pPr>
-      <w:r>
-        <w:rPr>
-          <w:lang w:val="sw_KE" w:bidi="sw_KE"/>
-        </w:rPr>
-      </w:r>
-      <w:hyperlink r:id="rId29">
-        <w:r>
-          <w:rPr>
-            <w:lang w:val="sw_KE" w:bidi="sw_KE"/>
-          </w:rPr>
-          <w:rPr>
-            <w:color w:val="0000EE"/>
-            <w:u w:val="single"/>
-          </w:rPr>
-          <w:t>Mwanzo 39:13–15</w:t>
-        </w:r>
-      </w:hyperlink>
-    </w:p>
-    <w:p>
-      <w:pPr>
-        <w:pStyle w:val="ListBullet"/>
-        <w:spacing w:line="240" w:lineRule="auto"/>
-        <w:ind w:left="720"/>
-      </w:pPr>
-      <w:r>
-        <w:rPr>
-          <w:lang w:val="sw_KE" w:bidi="sw_KE"/>
-        </w:rPr>
-      </w:r>
-      <w:hyperlink r:id="rId30">
-        <w:r>
-          <w:rPr>
-            <w:lang w:val="sw_KE" w:bidi="sw_KE"/>
-          </w:rPr>
-          <w:rPr>
-            <w:color w:val="0000EE"/>
-            <w:u w:val="single"/>
-          </w:rPr>
-          <w:t>Mwanzo 40:15</w:t>
-        </w:r>
-      </w:hyperlink>
-    </w:p>
-    <w:p>
-      <w:pPr>
-        <w:pStyle w:val="ListBullet"/>
-        <w:spacing w:line="240" w:lineRule="auto"/>
-        <w:ind w:left="720"/>
-      </w:pPr>
-      <w:r>
-        <w:rPr>
-          <w:lang w:val="sw_KE" w:bidi="sw_KE"/>
-        </w:rPr>
-      </w:r>
-      <w:hyperlink r:id="rId31">
-        <w:r>
-          <w:rPr>
-            <w:lang w:val="sw_KE" w:bidi="sw_KE"/>
-          </w:rPr>
-          <w:rPr>
-            <w:color w:val="0000EE"/>
-            <w:u w:val="single"/>
-          </w:rPr>
-          <w:t>Mwanzo 41:12–13</w:t>
-        </w:r>
-      </w:hyperlink>
-    </w:p>
-    <w:p>
-      <w:pPr>
-        <w:pStyle w:val="ListBullet"/>
-        <w:spacing w:line="240" w:lineRule="auto"/>
-        <w:ind w:left="720"/>
-      </w:pPr>
-      <w:r>
-        <w:rPr>
-          <w:lang w:val="sw_KE" w:bidi="sw_KE"/>
-        </w:rPr>
-      </w:r>
-      <w:hyperlink r:id="rId32">
-        <w:r>
-          <w:rPr>
-            <w:lang w:val="sw_KE" w:bidi="sw_KE"/>
-          </w:rPr>
-          <w:rPr>
-            <w:color w:val="0000EE"/>
-            <w:u w:val="single"/>
-          </w:rPr>
-          <w:t>Yohana 5:1–4</w:t>
-        </w:r>
-      </w:hyperlink>
-    </w:p>
-    <w:p>
-      <w:pPr>
-        <w:pStyle w:val="ListBullet"/>
-        <w:spacing w:line="240" w:lineRule="auto"/>
-        <w:ind w:left="720"/>
-      </w:pPr>
-      <w:r>
-        <w:rPr>
-          <w:lang w:val="sw_KE" w:bidi="sw_KE"/>
-        </w:rPr>
-      </w:r>
-      <w:hyperlink r:id="rId33">
-        <w:r>
-          <w:rPr>
-            <w:lang w:val="sw_KE" w:bidi="sw_KE"/>
-          </w:rPr>
-          <w:rPr>
-            <w:color w:val="0000EE"/>
-            <w:u w:val="single"/>
-          </w:rPr>
-          <w:t>Yohana 19:13</w:t>
-        </w:r>
-      </w:hyperlink>
-    </w:p>
-    <w:p>
-      <w:pPr>
-        <w:pStyle w:val="ListBullet"/>
-        <w:spacing w:line="240" w:lineRule="auto"/>
-        <w:ind w:left="720"/>
-      </w:pPr>
-      <w:r>
-        <w:rPr>
-          <w:lang w:val="sw_KE" w:bidi="sw_KE"/>
-        </w:rPr>
-      </w:r>
-      <w:hyperlink r:id="rId34">
-        <w:r>
-          <w:rPr>
-            <w:lang w:val="sw_KE" w:bidi="sw_KE"/>
-          </w:rPr>
-          <w:rPr>
-            <w:color w:val="0000EE"/>
-            <w:u w:val="single"/>
-          </w:rPr>
-          <w:t>Yona 1:8–10</w:t>
-        </w:r>
-      </w:hyperlink>
-    </w:p>
-    <w:p>
-      <w:pPr>
-        <w:pStyle w:val="ListBullet"/>
-        <w:spacing w:line="240" w:lineRule="auto"/>
-        <w:ind w:left="720"/>
-      </w:pPr>
-      <w:r>
-        <w:rPr>
-          <w:lang w:val="sw_KE" w:bidi="sw_KE"/>
-        </w:rPr>
-      </w:r>
-      <w:hyperlink r:id="rId35">
-        <w:r>
-          <w:rPr>
-            <w:lang w:val="sw_KE" w:bidi="sw_KE"/>
-          </w:rPr>
-          <w:rPr>
-            <w:color w:val="0000EE"/>
-            <w:u w:val="single"/>
-          </w:rPr>
-          <w:t>Wafilipi 3:5</w:t>
-        </w:r>
-      </w:hyperlink>
+      <w:r>
+        <w:rPr>
+          <w:lang w:val="sw_KE" w:bidi="sw_KE"/>
+        </w:rPr>
+        <w:t>Matendo 26:12–14</w:t>
+      </w:r>
+    </w:p>
+    <w:p>
+      <w:pPr>
+        <w:pStyle w:val="ListBullet"/>
+        <w:spacing w:line="240" w:lineRule="auto"/>
+        <w:ind w:left="720"/>
+      </w:pPr>
+      <w:r>
+        <w:rPr>
+          <w:lang w:val="sw_KE" w:bidi="sw_KE"/>
+        </w:rPr>
+      </w:r>
+      <w:r>
+        <w:rPr>
+          <w:lang w:val="sw_KE" w:bidi="sw_KE"/>
+        </w:rPr>
+        <w:t>Mwanzo 39:13–15</w:t>
+      </w:r>
+    </w:p>
+    <w:p>
+      <w:pPr>
+        <w:pStyle w:val="ListBullet"/>
+        <w:spacing w:line="240" w:lineRule="auto"/>
+        <w:ind w:left="720"/>
+      </w:pPr>
+      <w:r>
+        <w:rPr>
+          <w:lang w:val="sw_KE" w:bidi="sw_KE"/>
+        </w:rPr>
+      </w:r>
+      <w:r>
+        <w:rPr>
+          <w:lang w:val="sw_KE" w:bidi="sw_KE"/>
+        </w:rPr>
+        <w:t>Mwanzo 40:15</w:t>
+      </w:r>
+    </w:p>
+    <w:p>
+      <w:pPr>
+        <w:pStyle w:val="ListBullet"/>
+        <w:spacing w:line="240" w:lineRule="auto"/>
+        <w:ind w:left="720"/>
+      </w:pPr>
+      <w:r>
+        <w:rPr>
+          <w:lang w:val="sw_KE" w:bidi="sw_KE"/>
+        </w:rPr>
+      </w:r>
+      <w:r>
+        <w:rPr>
+          <w:lang w:val="sw_KE" w:bidi="sw_KE"/>
+        </w:rPr>
+        <w:t>Mwanzo 41:12–13</w:t>
+      </w:r>
+    </w:p>
+    <w:p>
+      <w:pPr>
+        <w:pStyle w:val="ListBullet"/>
+        <w:spacing w:line="240" w:lineRule="auto"/>
+        <w:ind w:left="720"/>
+      </w:pPr>
+      <w:r>
+        <w:rPr>
+          <w:lang w:val="sw_KE" w:bidi="sw_KE"/>
+        </w:rPr>
+      </w:r>
+      <w:r>
+        <w:rPr>
+          <w:lang w:val="sw_KE" w:bidi="sw_KE"/>
+        </w:rPr>
+        <w:t>Yohana 5:1–4</w:t>
+      </w:r>
+    </w:p>
+    <w:p>
+      <w:pPr>
+        <w:pStyle w:val="ListBullet"/>
+        <w:spacing w:line="240" w:lineRule="auto"/>
+        <w:ind w:left="720"/>
+      </w:pPr>
+      <w:r>
+        <w:rPr>
+          <w:lang w:val="sw_KE" w:bidi="sw_KE"/>
+        </w:rPr>
+      </w:r>
+      <w:r>
+        <w:rPr>
+          <w:lang w:val="sw_KE" w:bidi="sw_KE"/>
+        </w:rPr>
+        <w:t>Yohana 19:13</w:t>
+      </w:r>
+    </w:p>
+    <w:p>
+      <w:pPr>
+        <w:pStyle w:val="ListBullet"/>
+        <w:spacing w:line="240" w:lineRule="auto"/>
+        <w:ind w:left="720"/>
+      </w:pPr>
+      <w:r>
+        <w:rPr>
+          <w:lang w:val="sw_KE" w:bidi="sw_KE"/>
+        </w:rPr>
+      </w:r>
+      <w:r>
+        <w:rPr>
+          <w:lang w:val="sw_KE" w:bidi="sw_KE"/>
+        </w:rPr>
+        <w:t>Yona 1:8–10</w:t>
+      </w:r>
+    </w:p>
+    <w:p>
+      <w:pPr>
+        <w:pStyle w:val="ListBullet"/>
+        <w:spacing w:line="240" w:lineRule="auto"/>
+        <w:ind w:left="720"/>
+      </w:pPr>
+      <w:r>
+        <w:rPr>
+          <w:lang w:val="sw_KE" w:bidi="sw_KE"/>
+        </w:rPr>
+      </w:r>
+      <w:r>
+        <w:rPr>
+          <w:lang w:val="sw_KE" w:bidi="sw_KE"/>
+        </w:rPr>
+        <w:t>Wafilipi 3:5</w:t>
+      </w:r>
     </w:p>
     <w:p>
       <w:pPr>
@@ -2147,114 +2009,84 @@
           <w:lang w:val="sw_KE" w:bidi="sw_KE"/>
         </w:rPr>
       </w:r>
-      <w:hyperlink r:id="rId36">
-        <w:r>
-          <w:rPr>
-            <w:lang w:val="sw_KE" w:bidi="sw_KE"/>
-          </w:rPr>
-          <w:rPr>
-            <w:color w:val="0000EE"/>
-            <w:u w:val="single"/>
-          </w:rPr>
-          <w:t>1 Mambo ya Nyakati 18:9–11</w:t>
-        </w:r>
-      </w:hyperlink>
-    </w:p>
-    <w:p>
-      <w:pPr>
-        <w:pStyle w:val="ListBullet"/>
-        <w:spacing w:line="240" w:lineRule="auto"/>
-        <w:ind w:left="720"/>
-      </w:pPr>
-      <w:r>
-        <w:rPr>
-          <w:lang w:val="sw_KE" w:bidi="sw_KE"/>
-        </w:rPr>
-      </w:r>
-      <w:hyperlink r:id="rId37">
-        <w:r>
-          <w:rPr>
-            <w:lang w:val="sw_KE" w:bidi="sw_KE"/>
-          </w:rPr>
-          <w:rPr>
-            <w:color w:val="0000EE"/>
-            <w:u w:val="single"/>
-          </w:rPr>
-          <w:t>1 Samweli 13:4</w:t>
-        </w:r>
-      </w:hyperlink>
-    </w:p>
-    <w:p>
-      <w:pPr>
-        <w:pStyle w:val="ListBullet"/>
-        <w:spacing w:line="240" w:lineRule="auto"/>
-        <w:ind w:left="720"/>
-      </w:pPr>
-      <w:r>
-        <w:rPr>
-          <w:lang w:val="sw_KE" w:bidi="sw_KE"/>
-        </w:rPr>
-      </w:r>
-      <w:hyperlink r:id="rId38">
-        <w:r>
-          <w:rPr>
-            <w:lang w:val="sw_KE" w:bidi="sw_KE"/>
-          </w:rPr>
-          <w:rPr>
-            <w:color w:val="0000EE"/>
-            <w:u w:val="single"/>
-          </w:rPr>
-          <w:t>2 Mambo ya Nyakati 9:25–26</w:t>
-        </w:r>
-      </w:hyperlink>
-    </w:p>
-    <w:p>
-      <w:pPr>
-        <w:pStyle w:val="ListBullet"/>
-        <w:spacing w:line="240" w:lineRule="auto"/>
-        <w:ind w:left="720"/>
-      </w:pPr>
-      <w:r>
-        <w:rPr>
-          <w:lang w:val="sw_KE" w:bidi="sw_KE"/>
-        </w:rPr>
-      </w:r>
-      <w:hyperlink r:id="rId39">
-        <w:r>
-          <w:rPr>
-            <w:lang w:val="sw_KE" w:bidi="sw_KE"/>
-          </w:rPr>
-          <w:rPr>
-            <w:color w:val="0000EE"/>
-            <w:u w:val="single"/>
-          </w:rPr>
-          <w:t>Mwanzo 10:11–14</w:t>
-        </w:r>
-      </w:hyperlink>
-    </w:p>
-    <w:p>
-      <w:pPr>
-        <w:pStyle w:val="ListBullet"/>
-        <w:spacing w:line="240" w:lineRule="auto"/>
-        <w:ind w:left="720"/>
-      </w:pPr>
-      <w:r>
-        <w:rPr>
-          <w:lang w:val="sw_KE" w:bidi="sw_KE"/>
-        </w:rPr>
-      </w:r>
-      <w:hyperlink r:id="rId40">
-        <w:r>
-          <w:rPr>
-            <w:lang w:val="sw_KE" w:bidi="sw_KE"/>
-          </w:rPr>
-          <w:rPr>
-            <w:color w:val="0000EE"/>
-            <w:u w:val="single"/>
-          </w:rPr>
-          <w:t>Zaburi 56:1–2</w:t>
-        </w:r>
-      </w:hyperlink>
+      <w:r>
+        <w:rPr>
+          <w:lang w:val="sw_KE" w:bidi="sw_KE"/>
+        </w:rPr>
+        <w:t>1 Mambo ya Nyakati 18:9–11</w:t>
+      </w:r>
+    </w:p>
+    <w:p>
+      <w:pPr>
+        <w:pStyle w:val="ListBullet"/>
+        <w:spacing w:line="240" w:lineRule="auto"/>
+        <w:ind w:left="720"/>
+      </w:pPr>
+      <w:r>
+        <w:rPr>
+          <w:lang w:val="sw_KE" w:bidi="sw_KE"/>
+        </w:rPr>
+      </w:r>
+      <w:r>
+        <w:rPr>
+          <w:lang w:val="sw_KE" w:bidi="sw_KE"/>
+        </w:rPr>
+        <w:t>1 Samweli 13:4</w:t>
+      </w:r>
+    </w:p>
+    <w:p>
+      <w:pPr>
+        <w:pStyle w:val="ListBullet"/>
+        <w:spacing w:line="240" w:lineRule="auto"/>
+        <w:ind w:left="720"/>
+      </w:pPr>
+      <w:r>
+        <w:rPr>
+          <w:lang w:val="sw_KE" w:bidi="sw_KE"/>
+        </w:rPr>
+      </w:r>
+      <w:r>
+        <w:rPr>
+          <w:lang w:val="sw_KE" w:bidi="sw_KE"/>
+        </w:rPr>
+        <w:t>2 Mambo ya Nyakati 9:25–26</w:t>
+      </w:r>
+    </w:p>
+    <w:p>
+      <w:pPr>
+        <w:pStyle w:val="ListBullet"/>
+        <w:spacing w:line="240" w:lineRule="auto"/>
+        <w:ind w:left="720"/>
+      </w:pPr>
+      <w:r>
+        <w:rPr>
+          <w:lang w:val="sw_KE" w:bidi="sw_KE"/>
+        </w:rPr>
+      </w:r>
+      <w:r>
+        <w:rPr>
+          <w:lang w:val="sw_KE" w:bidi="sw_KE"/>
+        </w:rPr>
+        <w:t>Mwanzo 10:11–14</w:t>
+      </w:r>
+    </w:p>
+    <w:p>
+      <w:pPr>
+        <w:pStyle w:val="ListBullet"/>
+        <w:spacing w:line="240" w:lineRule="auto"/>
+        <w:ind w:left="720"/>
+      </w:pPr>
+      <w:r>
+        <w:rPr>
+          <w:lang w:val="sw_KE" w:bidi="sw_KE"/>
+        </w:rPr>
+      </w:r>
+      <w:r>
+        <w:rPr>
+          <w:lang w:val="sw_KE" w:bidi="sw_KE"/>
+        </w:rPr>
+        <w:t>Zaburi 56:1–2</w:t>
+      </w:r>
     </w:p>
     <w:p>
       <w:pPr>
@@ -2484,103 +2316,73 @@
           <w:lang w:val="sw_KE" w:bidi="sw_KE"/>
         </w:rPr>
       </w:r>
-      <w:hyperlink r:id="rId41">
-        <w:r>
-          <w:rPr>
-            <w:lang w:val="sw_KE" w:bidi="sw_KE"/>
-          </w:rPr>
-          <w:rPr>
-            <w:color w:val="0000EE"/>
-            <w:u w:val="single"/>
-          </w:rPr>
-          <w:t>1 Mambo ya Nyakati 1:14</w:t>
-        </w:r>
-      </w:hyperlink>
-    </w:p>
-    <w:p>
-      <w:pPr>
-        <w:pStyle w:val="ListBullet"/>
-        <w:spacing w:line="240" w:lineRule="auto"/>
-        <w:ind w:left="720"/>
-      </w:pPr>
-      <w:r>
-        <w:rPr>
-          <w:lang w:val="sw_KE" w:bidi="sw_KE"/>
-        </w:rPr>
-      </w:r>
-      <w:hyperlink r:id="rId42">
-        <w:r>
-          <w:rPr>
-            <w:lang w:val="sw_KE" w:bidi="sw_KE"/>
-          </w:rPr>
-          <w:rPr>
-            <w:color w:val="0000EE"/>
-            <w:u w:val="single"/>
-          </w:rPr>
-          <w:t>Kumbukumbu la Torati 7:1</w:t>
-        </w:r>
-      </w:hyperlink>
-    </w:p>
-    <w:p>
-      <w:pPr>
-        <w:pStyle w:val="ListBullet"/>
-        <w:spacing w:line="240" w:lineRule="auto"/>
-        <w:ind w:left="720"/>
-      </w:pPr>
-      <w:r>
-        <w:rPr>
-          <w:lang w:val="sw_KE" w:bidi="sw_KE"/>
-        </w:rPr>
+      <w:r>
+        <w:rPr>
+          <w:lang w:val="sw_KE" w:bidi="sw_KE"/>
+        </w:rPr>
+        <w:t>1 Mambo ya Nyakati 1:14</w:t>
+      </w:r>
+    </w:p>
+    <w:p>
+      <w:pPr>
+        <w:pStyle w:val="ListBullet"/>
+        <w:spacing w:line="240" w:lineRule="auto"/>
+        <w:ind w:left="720"/>
+      </w:pPr>
+      <w:r>
+        <w:rPr>
+          <w:lang w:val="sw_KE" w:bidi="sw_KE"/>
+        </w:rPr>
+      </w:r>
+      <w:r>
+        <w:rPr>
+          <w:lang w:val="sw_KE" w:bidi="sw_KE"/>
+        </w:rPr>
+        <w:t>Kumbukumbu la Torati 7:1</w:t>
+      </w:r>
+    </w:p>
+    <w:p>
+      <w:pPr>
+        <w:pStyle w:val="ListBullet"/>
+        <w:spacing w:line="240" w:lineRule="auto"/>
+        <w:ind w:left="720"/>
+      </w:pPr>
+      <w:r>
+        <w:rPr>
+          <w:lang w:val="sw_KE" w:bidi="sw_KE"/>
+        </w:rPr>
+      </w:r>
+      <w:r>
+        <w:rPr>
+          <w:lang w:val="sw_KE" w:bidi="sw_KE"/>
+        </w:rPr>
+        <w:t>Mwanzo 10:16</w:t>
         <w:br/>
       </w:r>
-      <w:hyperlink r:id="rId19">
-        <w:r>
-          <w:rPr>
-            <w:lang w:val="sw_KE" w:bidi="sw_KE"/>
-          </w:rPr>
-          <w:rPr>
-            <w:color w:val="0000EE"/>
-            <w:u w:val="single"/>
-          </w:rPr>
-          <w:t>Mwanzo 10:16</w:t>
-        </w:r>
-      </w:hyperlink>
-      <w:hyperlink r:id="rId43">
-        <w:r>
-          <w:rPr>
-            <w:lang w:val="sw_KE" w:bidi="sw_KE"/>
-          </w:rPr>
-          <w:rPr>
-            <w:color w:val="0000EE"/>
-            <w:u w:val="single"/>
-          </w:rPr>
-          <w:t>Yoshua 3:9–11</w:t>
-        </w:r>
-      </w:hyperlink>
-    </w:p>
-    <w:p>
-      <w:pPr>
-        <w:pStyle w:val="ListBullet"/>
-        <w:spacing w:line="240" w:lineRule="auto"/>
-        <w:ind w:left="720"/>
-      </w:pPr>
-      <w:r>
-        <w:rPr>
-          <w:lang w:val="sw_KE" w:bidi="sw_KE"/>
-        </w:rPr>
-      </w:r>
-      <w:hyperlink r:id="rId44">
-        <w:r>
-          <w:rPr>
-            <w:lang w:val="sw_KE" w:bidi="sw_KE"/>
-          </w:rPr>
-          <w:rPr>
-            <w:color w:val="0000EE"/>
-            <w:u w:val="single"/>
-          </w:rPr>
-          <w:t>Yoshua 24:11–12</w:t>
-        </w:r>
-      </w:hyperlink>
+      <w:r>
+        <w:rPr>
+          <w:lang w:val="sw_KE" w:bidi="sw_KE"/>
+        </w:rPr>
+        <w:t>Yoshua 3:9–11</w:t>
+      </w:r>
+    </w:p>
+    <w:p>
+      <w:pPr>
+        <w:pStyle w:val="ListBullet"/>
+        <w:spacing w:line="240" w:lineRule="auto"/>
+        <w:ind w:left="720"/>
+      </w:pPr>
+      <w:r>
+        <w:rPr>
+          <w:lang w:val="sw_KE" w:bidi="sw_KE"/>
+        </w:rPr>
+      </w:r>
+      <w:r>
+        <w:rPr>
+          <w:lang w:val="sw_KE" w:bidi="sw_KE"/>
+        </w:rPr>
+        <w:t>Yoshua 24:11–12</w:t>
+      </w:r>
     </w:p>
     <w:p>
       <w:pPr>
@@ -2840,138 +2642,102 @@
           <w:lang w:val="sw_KE" w:bidi="sw_KE"/>
         </w:rPr>
       </w:r>
-      <w:hyperlink r:id="rId45">
-        <w:r>
-          <w:rPr>
-            <w:lang w:val="sw_KE" w:bidi="sw_KE"/>
-          </w:rPr>
-          <w:rPr>
-            <w:color w:val="0000EE"/>
-            <w:u w:val="single"/>
-          </w:rPr>
-          <w:t>Matendo 7:4–5</w:t>
-        </w:r>
-      </w:hyperlink>
-    </w:p>
-    <w:p>
-      <w:pPr>
-        <w:pStyle w:val="ListBullet"/>
-        <w:spacing w:line="240" w:lineRule="auto"/>
-        <w:ind w:left="720"/>
-      </w:pPr>
-      <w:r>
-        <w:rPr>
-          <w:lang w:val="sw_KE" w:bidi="sw_KE"/>
-        </w:rPr>
-      </w:r>
-      <w:hyperlink r:id="rId46">
-        <w:r>
-          <w:rPr>
-            <w:lang w:val="sw_KE" w:bidi="sw_KE"/>
-          </w:rPr>
-          <w:rPr>
-            <w:color w:val="0000EE"/>
-            <w:u w:val="single"/>
-          </w:rPr>
-          <w:t>Ezekieli 1:1</w:t>
-        </w:r>
-      </w:hyperlink>
-    </w:p>
-    <w:p>
-      <w:pPr>
-        <w:pStyle w:val="ListBullet"/>
-        <w:spacing w:line="240" w:lineRule="auto"/>
-        <w:ind w:left="720"/>
-      </w:pPr>
-      <w:r>
-        <w:rPr>
-          <w:lang w:val="sw_KE" w:bidi="sw_KE"/>
-        </w:rPr>
-      </w:r>
-      <w:hyperlink r:id="rId47">
-        <w:r>
-          <w:rPr>
-            <w:lang w:val="sw_KE" w:bidi="sw_KE"/>
-          </w:rPr>
-          <w:rPr>
-            <w:color w:val="0000EE"/>
-            <w:u w:val="single"/>
-          </w:rPr>
-          <w:t>Mwanzo 11:27–28</w:t>
-        </w:r>
-      </w:hyperlink>
-    </w:p>
-    <w:p>
-      <w:pPr>
-        <w:pStyle w:val="ListBullet"/>
-        <w:spacing w:line="240" w:lineRule="auto"/>
-        <w:ind w:left="720"/>
-      </w:pPr>
-      <w:r>
-        <w:rPr>
-          <w:lang w:val="sw_KE" w:bidi="sw_KE"/>
-        </w:rPr>
-      </w:r>
-      <w:hyperlink r:id="rId48">
-        <w:r>
-          <w:rPr>
-            <w:lang w:val="sw_KE" w:bidi="sw_KE"/>
-          </w:rPr>
-          <w:rPr>
-            <w:color w:val="0000EE"/>
-            <w:u w:val="single"/>
-          </w:rPr>
-          <w:t>Mwanzo 11:31–32</w:t>
-        </w:r>
-      </w:hyperlink>
-    </w:p>
-    <w:p>
-      <w:pPr>
-        <w:pStyle w:val="ListBullet"/>
-        <w:spacing w:line="240" w:lineRule="auto"/>
-        <w:ind w:left="720"/>
-      </w:pPr>
-      <w:r>
-        <w:rPr>
-          <w:lang w:val="sw_KE" w:bidi="sw_KE"/>
-        </w:rPr>
-      </w:r>
-      <w:hyperlink r:id="rId49">
-        <w:r>
-          <w:rPr>
-            <w:lang w:val="sw_KE" w:bidi="sw_KE"/>
-          </w:rPr>
-          <w:rPr>
-            <w:color w:val="0000EE"/>
-            <w:u w:val="single"/>
-          </w:rPr>
-          <w:t>Mwanzo 15:6–8</w:t>
-        </w:r>
-      </w:hyperlink>
-    </w:p>
-    <w:p>
-      <w:pPr>
-        <w:pStyle w:val="ListBullet"/>
-        <w:spacing w:line="240" w:lineRule="auto"/>
-        <w:ind w:left="720"/>
-      </w:pPr>
-      <w:r>
-        <w:rPr>
-          <w:lang w:val="sw_KE" w:bidi="sw_KE"/>
-        </w:rPr>
-      </w:r>
-      <w:hyperlink r:id="rId50">
-        <w:r>
-          <w:rPr>
-            <w:lang w:val="sw_KE" w:bidi="sw_KE"/>
-          </w:rPr>
-          <w:rPr>
-            <w:color w:val="0000EE"/>
-            <w:u w:val="single"/>
-          </w:rPr>
-          <w:t>Isaya 13:19</w:t>
-        </w:r>
-      </w:hyperlink>
+      <w:r>
+        <w:rPr>
+          <w:lang w:val="sw_KE" w:bidi="sw_KE"/>
+        </w:rPr>
+        <w:t>Matendo 7:4–5</w:t>
+      </w:r>
+    </w:p>
+    <w:p>
+      <w:pPr>
+        <w:pStyle w:val="ListBullet"/>
+        <w:spacing w:line="240" w:lineRule="auto"/>
+        <w:ind w:left="720"/>
+      </w:pPr>
+      <w:r>
+        <w:rPr>
+          <w:lang w:val="sw_KE" w:bidi="sw_KE"/>
+        </w:rPr>
+      </w:r>
+      <w:r>
+        <w:rPr>
+          <w:lang w:val="sw_KE" w:bidi="sw_KE"/>
+        </w:rPr>
+        <w:t>Ezekieli 1:1</w:t>
+      </w:r>
+    </w:p>
+    <w:p>
+      <w:pPr>
+        <w:pStyle w:val="ListBullet"/>
+        <w:spacing w:line="240" w:lineRule="auto"/>
+        <w:ind w:left="720"/>
+      </w:pPr>
+      <w:r>
+        <w:rPr>
+          <w:lang w:val="sw_KE" w:bidi="sw_KE"/>
+        </w:rPr>
+      </w:r>
+      <w:r>
+        <w:rPr>
+          <w:lang w:val="sw_KE" w:bidi="sw_KE"/>
+        </w:rPr>
+        <w:t>Mwanzo 11:27–28</w:t>
+      </w:r>
+    </w:p>
+    <w:p>
+      <w:pPr>
+        <w:pStyle w:val="ListBullet"/>
+        <w:spacing w:line="240" w:lineRule="auto"/>
+        <w:ind w:left="720"/>
+      </w:pPr>
+      <w:r>
+        <w:rPr>
+          <w:lang w:val="sw_KE" w:bidi="sw_KE"/>
+        </w:rPr>
+      </w:r>
+      <w:r>
+        <w:rPr>
+          <w:lang w:val="sw_KE" w:bidi="sw_KE"/>
+        </w:rPr>
+        <w:t>Mwanzo 11:31–32</w:t>
+      </w:r>
+    </w:p>
+    <w:p>
+      <w:pPr>
+        <w:pStyle w:val="ListBullet"/>
+        <w:spacing w:line="240" w:lineRule="auto"/>
+        <w:ind w:left="720"/>
+      </w:pPr>
+      <w:r>
+        <w:rPr>
+          <w:lang w:val="sw_KE" w:bidi="sw_KE"/>
+        </w:rPr>
+      </w:r>
+      <w:r>
+        <w:rPr>
+          <w:lang w:val="sw_KE" w:bidi="sw_KE"/>
+        </w:rPr>
+        <w:t>Mwanzo 15:6–8</w:t>
+      </w:r>
+    </w:p>
+    <w:p>
+      <w:pPr>
+        <w:pStyle w:val="ListBullet"/>
+        <w:spacing w:line="240" w:lineRule="auto"/>
+        <w:ind w:left="720"/>
+      </w:pPr>
+      <w:r>
+        <w:rPr>
+          <w:lang w:val="sw_KE" w:bidi="sw_KE"/>
+        </w:rPr>
+      </w:r>
+      <w:r>
+        <w:rPr>
+          <w:lang w:val="sw_KE" w:bidi="sw_KE"/>
+        </w:rPr>
+        <w:t>Isaya 13:19</w:t>
+      </w:r>
     </w:p>
     <w:p>
       <w:pPr>
@@ -3175,138 +2941,102 @@
           <w:lang w:val="sw_KE" w:bidi="sw_KE"/>
         </w:rPr>
       </w:r>
-      <w:hyperlink r:id="rId51">
-        <w:r>
-          <w:rPr>
-            <w:lang w:val="sw_KE" w:bidi="sw_KE"/>
-          </w:rPr>
-          <w:rPr>
-            <w:color w:val="0000EE"/>
-            <w:u w:val="single"/>
-          </w:rPr>
-          <w:t>Matendo 1:7</w:t>
-        </w:r>
-      </w:hyperlink>
-    </w:p>
-    <w:p>
-      <w:pPr>
-        <w:pStyle w:val="ListBullet"/>
-        <w:spacing w:line="240" w:lineRule="auto"/>
-        <w:ind w:left="720"/>
-      </w:pPr>
-      <w:r>
-        <w:rPr>
-          <w:lang w:val="sw_KE" w:bidi="sw_KE"/>
-        </w:rPr>
-      </w:r>
-      <w:hyperlink r:id="rId52">
-        <w:r>
-          <w:rPr>
-            <w:lang w:val="sw_KE" w:bidi="sw_KE"/>
-          </w:rPr>
-          <w:rPr>
-            <w:color w:val="0000EE"/>
-            <w:u w:val="single"/>
-          </w:rPr>
-          <w:t>Danieli 12:1–2</w:t>
-        </w:r>
-      </w:hyperlink>
-    </w:p>
-    <w:p>
-      <w:pPr>
-        <w:pStyle w:val="ListBullet"/>
-        <w:spacing w:line="240" w:lineRule="auto"/>
-        <w:ind w:left="720"/>
-      </w:pPr>
-      <w:r>
-        <w:rPr>
-          <w:lang w:val="sw_KE" w:bidi="sw_KE"/>
-        </w:rPr>
-      </w:r>
-      <w:hyperlink r:id="rId53">
-        <w:r>
-          <w:rPr>
-            <w:lang w:val="sw_KE" w:bidi="sw_KE"/>
-          </w:rPr>
-          <w:rPr>
-            <w:color w:val="0000EE"/>
-            <w:u w:val="single"/>
-          </w:rPr>
-          <w:t>Marko 11:11</w:t>
-        </w:r>
-      </w:hyperlink>
-    </w:p>
-    <w:p>
-      <w:pPr>
-        <w:pStyle w:val="ListBullet"/>
-        <w:spacing w:line="240" w:lineRule="auto"/>
-        <w:ind w:left="720"/>
-      </w:pPr>
-      <w:r>
-        <w:rPr>
-          <w:lang w:val="sw_KE" w:bidi="sw_KE"/>
-        </w:rPr>
-      </w:r>
-      <w:hyperlink r:id="rId54">
-        <w:r>
-          <w:rPr>
-            <w:lang w:val="sw_KE" w:bidi="sw_KE"/>
-          </w:rPr>
-          <w:rPr>
-            <w:color w:val="0000EE"/>
-            <w:u w:val="single"/>
-          </w:rPr>
-          <w:t>Mathayo 8:29</w:t>
-        </w:r>
-      </w:hyperlink>
-    </w:p>
-    <w:p>
-      <w:pPr>
-        <w:pStyle w:val="ListBullet"/>
-        <w:spacing w:line="240" w:lineRule="auto"/>
-        <w:ind w:left="720"/>
-      </w:pPr>
-      <w:r>
-        <w:rPr>
-          <w:lang w:val="sw_KE" w:bidi="sw_KE"/>
-        </w:rPr>
-      </w:r>
-      <w:hyperlink r:id="rId55">
-        <w:r>
-          <w:rPr>
-            <w:lang w:val="sw_KE" w:bidi="sw_KE"/>
-          </w:rPr>
-          <w:rPr>
-            <w:color w:val="0000EE"/>
-            <w:u w:val="single"/>
-          </w:rPr>
-          <w:t>Zaburi 68:28–29</w:t>
-        </w:r>
-      </w:hyperlink>
-    </w:p>
-    <w:p>
-      <w:pPr>
-        <w:pStyle w:val="ListBullet"/>
-        <w:spacing w:line="240" w:lineRule="auto"/>
-        <w:ind w:left="720"/>
-      </w:pPr>
-      <w:r>
-        <w:rPr>
-          <w:lang w:val="sw_KE" w:bidi="sw_KE"/>
-        </w:rPr>
-      </w:r>
-      <w:hyperlink r:id="rId56">
-        <w:r>
-          <w:rPr>
-            <w:lang w:val="sw_KE" w:bidi="sw_KE"/>
-          </w:rPr>
-          <w:rPr>
-            <w:color w:val="0000EE"/>
-            <w:u w:val="single"/>
-          </w:rPr>
-          <w:t>Ufunuo 14:15</w:t>
-        </w:r>
-      </w:hyperlink>
+      <w:r>
+        <w:rPr>
+          <w:lang w:val="sw_KE" w:bidi="sw_KE"/>
+        </w:rPr>
+        <w:t>Matendo 1:7</w:t>
+      </w:r>
+    </w:p>
+    <w:p>
+      <w:pPr>
+        <w:pStyle w:val="ListBullet"/>
+        <w:spacing w:line="240" w:lineRule="auto"/>
+        <w:ind w:left="720"/>
+      </w:pPr>
+      <w:r>
+        <w:rPr>
+          <w:lang w:val="sw_KE" w:bidi="sw_KE"/>
+        </w:rPr>
+      </w:r>
+      <w:r>
+        <w:rPr>
+          <w:lang w:val="sw_KE" w:bidi="sw_KE"/>
+        </w:rPr>
+        <w:t>Danieli 12:1–2</w:t>
+      </w:r>
+    </w:p>
+    <w:p>
+      <w:pPr>
+        <w:pStyle w:val="ListBullet"/>
+        <w:spacing w:line="240" w:lineRule="auto"/>
+        <w:ind w:left="720"/>
+      </w:pPr>
+      <w:r>
+        <w:rPr>
+          <w:lang w:val="sw_KE" w:bidi="sw_KE"/>
+        </w:rPr>
+      </w:r>
+      <w:r>
+        <w:rPr>
+          <w:lang w:val="sw_KE" w:bidi="sw_KE"/>
+        </w:rPr>
+        <w:t>Marko 11:11</w:t>
+      </w:r>
+    </w:p>
+    <w:p>
+      <w:pPr>
+        <w:pStyle w:val="ListBullet"/>
+        <w:spacing w:line="240" w:lineRule="auto"/>
+        <w:ind w:left="720"/>
+      </w:pPr>
+      <w:r>
+        <w:rPr>
+          <w:lang w:val="sw_KE" w:bidi="sw_KE"/>
+        </w:rPr>
+      </w:r>
+      <w:r>
+        <w:rPr>
+          <w:lang w:val="sw_KE" w:bidi="sw_KE"/>
+        </w:rPr>
+        <w:t>Mathayo 8:29</w:t>
+      </w:r>
+    </w:p>
+    <w:p>
+      <w:pPr>
+        <w:pStyle w:val="ListBullet"/>
+        <w:spacing w:line="240" w:lineRule="auto"/>
+        <w:ind w:left="720"/>
+      </w:pPr>
+      <w:r>
+        <w:rPr>
+          <w:lang w:val="sw_KE" w:bidi="sw_KE"/>
+        </w:rPr>
+      </w:r>
+      <w:r>
+        <w:rPr>
+          <w:lang w:val="sw_KE" w:bidi="sw_KE"/>
+        </w:rPr>
+        <w:t>Zaburi 68:28–29</w:t>
+      </w:r>
+    </w:p>
+    <w:p>
+      <w:pPr>
+        <w:pStyle w:val="ListBullet"/>
+        <w:spacing w:line="240" w:lineRule="auto"/>
+        <w:ind w:left="720"/>
+      </w:pPr>
+      <w:r>
+        <w:rPr>
+          <w:lang w:val="sw_KE" w:bidi="sw_KE"/>
+        </w:rPr>
+      </w:r>
+      <w:r>
+        <w:rPr>
+          <w:lang w:val="sw_KE" w:bidi="sw_KE"/>
+        </w:rPr>
+        <w:t>Ufunuo 14:15</w:t>
+      </w:r>
     </w:p>
     <w:p>
       <w:pPr>
@@ -3548,18 +3278,12 @@
           <w:lang w:val="sw_KE" w:bidi="sw_KE"/>
         </w:rPr>
       </w:r>
-      <w:hyperlink r:id="rId57">
-        <w:r>
-          <w:rPr>
-            <w:lang w:val="sw_KE" w:bidi="sw_KE"/>
-          </w:rPr>
-          <w:rPr>
-            <w:color w:val="0000EE"/>
-            <w:u w:val="single"/>
-          </w:rPr>
-          <w:t>Sefania 2:5</w:t>
-        </w:r>
-      </w:hyperlink>
+      <w:r>
+        <w:rPr>
+          <w:lang w:val="sw_KE" w:bidi="sw_KE"/>
+        </w:rPr>
+        <w:t>Sefania 2:5</w:t>
+      </w:r>
     </w:p>
     <w:p>
       <w:pPr>
@@ -3894,90 +3618,66 @@
           <w:lang w:val="sw_KE" w:bidi="sw_KE"/>
         </w:rPr>
       </w:r>
-      <w:hyperlink r:id="rId58">
-        <w:r>
-          <w:rPr>
-            <w:lang w:val="sw_KE" w:bidi="sw_KE"/>
-          </w:rPr>
-          <w:rPr>
-            <w:color w:val="0000EE"/>
-            <w:u w:val="single"/>
-          </w:rPr>
-          <w:t>Mwanzo 6:2</w:t>
-        </w:r>
-      </w:hyperlink>
-    </w:p>
-    <w:p>
-      <w:pPr>
-        <w:pStyle w:val="ListBullet"/>
-        <w:spacing w:line="240" w:lineRule="auto"/>
-        <w:ind w:left="720"/>
-      </w:pPr>
-      <w:r>
-        <w:rPr>
-          <w:lang w:val="sw_KE" w:bidi="sw_KE"/>
-        </w:rPr>
-      </w:r>
-      <w:hyperlink r:id="rId59">
-        <w:r>
-          <w:rPr>
-            <w:lang w:val="sw_KE" w:bidi="sw_KE"/>
-          </w:rPr>
-          <w:rPr>
-            <w:color w:val="0000EE"/>
-            <w:u w:val="single"/>
-          </w:rPr>
-          <w:t>Mwanzo 6:4</w:t>
-        </w:r>
-      </w:hyperlink>
-    </w:p>
-    <w:p>
-      <w:pPr>
-        <w:pStyle w:val="ListBullet"/>
-        <w:spacing w:line="240" w:lineRule="auto"/>
-        <w:ind w:left="720"/>
-      </w:pPr>
-      <w:r>
-        <w:rPr>
-          <w:lang w:val="sw_KE" w:bidi="sw_KE"/>
-        </w:rPr>
-      </w:r>
-      <w:hyperlink r:id="rId60">
-        <w:r>
-          <w:rPr>
-            <w:lang w:val="sw_KE" w:bidi="sw_KE"/>
-          </w:rPr>
-          <w:rPr>
-            <w:color w:val="0000EE"/>
-            <w:u w:val="single"/>
-          </w:rPr>
-          <w:t>Ayubu 1:6</w:t>
-        </w:r>
-      </w:hyperlink>
-    </w:p>
-    <w:p>
-      <w:pPr>
-        <w:pStyle w:val="ListBullet"/>
-        <w:spacing w:line="240" w:lineRule="auto"/>
-        <w:ind w:left="720"/>
-      </w:pPr>
-      <w:r>
-        <w:rPr>
-          <w:lang w:val="sw_KE" w:bidi="sw_KE"/>
-        </w:rPr>
-      </w:r>
-      <w:hyperlink r:id="rId61">
-        <w:r>
-          <w:rPr>
-            <w:lang w:val="sw_KE" w:bidi="sw_KE"/>
-          </w:rPr>
-          <w:rPr>
-            <w:color w:val="0000EE"/>
-            <w:u w:val="single"/>
-          </w:rPr>
-          <w:t>Warumi 8:14</w:t>
-        </w:r>
-      </w:hyperlink>
+      <w:r>
+        <w:rPr>
+          <w:lang w:val="sw_KE" w:bidi="sw_KE"/>
+        </w:rPr>
+        <w:t>Mwanzo 6:2</w:t>
+      </w:r>
+    </w:p>
+    <w:p>
+      <w:pPr>
+        <w:pStyle w:val="ListBullet"/>
+        <w:spacing w:line="240" w:lineRule="auto"/>
+        <w:ind w:left="720"/>
+      </w:pPr>
+      <w:r>
+        <w:rPr>
+          <w:lang w:val="sw_KE" w:bidi="sw_KE"/>
+        </w:rPr>
+      </w:r>
+      <w:r>
+        <w:rPr>
+          <w:lang w:val="sw_KE" w:bidi="sw_KE"/>
+        </w:rPr>
+        <w:t>Mwanzo 6:4</w:t>
+      </w:r>
+    </w:p>
+    <w:p>
+      <w:pPr>
+        <w:pStyle w:val="ListBullet"/>
+        <w:spacing w:line="240" w:lineRule="auto"/>
+        <w:ind w:left="720"/>
+      </w:pPr>
+      <w:r>
+        <w:rPr>
+          <w:lang w:val="sw_KE" w:bidi="sw_KE"/>
+        </w:rPr>
+      </w:r>
+      <w:r>
+        <w:rPr>
+          <w:lang w:val="sw_KE" w:bidi="sw_KE"/>
+        </w:rPr>
+        <w:t>Ayubu 1:6</w:t>
+      </w:r>
+    </w:p>
+    <w:p>
+      <w:pPr>
+        <w:pStyle w:val="ListBullet"/>
+        <w:spacing w:line="240" w:lineRule="auto"/>
+        <w:ind w:left="720"/>
+      </w:pPr>
+      <w:r>
+        <w:rPr>
+          <w:lang w:val="sw_KE" w:bidi="sw_KE"/>
+        </w:rPr>
+      </w:r>
+      <w:r>
+        <w:rPr>
+          <w:lang w:val="sw_KE" w:bidi="sw_KE"/>
+        </w:rPr>
+        <w:t>Warumi 8:14</w:t>
+      </w:r>
     </w:p>
     <w:p>
       <w:pPr>
@@ -4193,114 +3893,84 @@
           <w:lang w:val="sw_KE" w:bidi="sw_KE"/>
         </w:rPr>
       </w:r>
-      <w:hyperlink r:id="rId62">
-        <w:r>
-          <w:rPr>
-            <w:lang w:val="sw_KE" w:bidi="sw_KE"/>
-          </w:rPr>
-          <w:rPr>
-            <w:color w:val="0000EE"/>
-            <w:u w:val="single"/>
-          </w:rPr>
-          <w:t>Danieli 2:27</w:t>
-        </w:r>
-      </w:hyperlink>
-    </w:p>
-    <w:p>
-      <w:pPr>
-        <w:pStyle w:val="ListBullet"/>
-        <w:spacing w:line="240" w:lineRule="auto"/>
-        <w:ind w:left="720"/>
-      </w:pPr>
-      <w:r>
-        <w:rPr>
-          <w:lang w:val="sw_KE" w:bidi="sw_KE"/>
-        </w:rPr>
-      </w:r>
-      <w:hyperlink r:id="rId63">
-        <w:r>
-          <w:rPr>
-            <w:lang w:val="sw_KE" w:bidi="sw_KE"/>
-          </w:rPr>
-          <w:rPr>
-            <w:color w:val="0000EE"/>
-            <w:u w:val="single"/>
-          </w:rPr>
-          <w:t>Danieli 5:7</w:t>
-        </w:r>
-      </w:hyperlink>
-    </w:p>
-    <w:p>
-      <w:pPr>
-        <w:pStyle w:val="ListBullet"/>
-        <w:spacing w:line="240" w:lineRule="auto"/>
-        <w:ind w:left="720"/>
-      </w:pPr>
-      <w:r>
-        <w:rPr>
-          <w:lang w:val="sw_KE" w:bidi="sw_KE"/>
-        </w:rPr>
-      </w:r>
-      <w:hyperlink r:id="rId64">
-        <w:r>
-          <w:rPr>
-            <w:lang w:val="sw_KE" w:bidi="sw_KE"/>
-          </w:rPr>
-          <w:rPr>
-            <w:color w:val="0000EE"/>
-            <w:u w:val="single"/>
-          </w:rPr>
-          <w:t>Mathayo 2:1</w:t>
-        </w:r>
-      </w:hyperlink>
-    </w:p>
-    <w:p>
-      <w:pPr>
-        <w:pStyle w:val="ListBullet"/>
-        <w:spacing w:line="240" w:lineRule="auto"/>
-        <w:ind w:left="720"/>
-      </w:pPr>
-      <w:r>
-        <w:rPr>
-          <w:lang w:val="sw_KE" w:bidi="sw_KE"/>
-        </w:rPr>
-      </w:r>
-      <w:hyperlink r:id="rId65">
-        <w:r>
-          <w:rPr>
-            <w:lang w:val="sw_KE" w:bidi="sw_KE"/>
-          </w:rPr>
-          <w:rPr>
-            <w:color w:val="0000EE"/>
-            <w:u w:val="single"/>
-          </w:rPr>
-          <w:t>Mathayo 2:7</w:t>
-        </w:r>
-      </w:hyperlink>
-    </w:p>
-    <w:p>
-      <w:pPr>
-        <w:pStyle w:val="ListBullet"/>
-        <w:spacing w:line="240" w:lineRule="auto"/>
-        <w:ind w:left="720"/>
-      </w:pPr>
-      <w:r>
-        <w:rPr>
-          <w:lang w:val="sw_KE" w:bidi="sw_KE"/>
-        </w:rPr>
-      </w:r>
-      <w:hyperlink r:id="rId66">
-        <w:r>
-          <w:rPr>
-            <w:lang w:val="sw_KE" w:bidi="sw_KE"/>
-          </w:rPr>
-          <w:rPr>
-            <w:color w:val="0000EE"/>
-            <w:u w:val="single"/>
-          </w:rPr>
-          <w:t>Matayo 2:16</w:t>
-        </w:r>
-      </w:hyperlink>
+      <w:r>
+        <w:rPr>
+          <w:lang w:val="sw_KE" w:bidi="sw_KE"/>
+        </w:rPr>
+        <w:t>Danieli 2:27</w:t>
+      </w:r>
+    </w:p>
+    <w:p>
+      <w:pPr>
+        <w:pStyle w:val="ListBullet"/>
+        <w:spacing w:line="240" w:lineRule="auto"/>
+        <w:ind w:left="720"/>
+      </w:pPr>
+      <w:r>
+        <w:rPr>
+          <w:lang w:val="sw_KE" w:bidi="sw_KE"/>
+        </w:rPr>
+      </w:r>
+      <w:r>
+        <w:rPr>
+          <w:lang w:val="sw_KE" w:bidi="sw_KE"/>
+        </w:rPr>
+        <w:t>Danieli 5:7</w:t>
+      </w:r>
+    </w:p>
+    <w:p>
+      <w:pPr>
+        <w:pStyle w:val="ListBullet"/>
+        <w:spacing w:line="240" w:lineRule="auto"/>
+        <w:ind w:left="720"/>
+      </w:pPr>
+      <w:r>
+        <w:rPr>
+          <w:lang w:val="sw_KE" w:bidi="sw_KE"/>
+        </w:rPr>
+      </w:r>
+      <w:r>
+        <w:rPr>
+          <w:lang w:val="sw_KE" w:bidi="sw_KE"/>
+        </w:rPr>
+        <w:t>Mathayo 2:1</w:t>
+      </w:r>
+    </w:p>
+    <w:p>
+      <w:pPr>
+        <w:pStyle w:val="ListBullet"/>
+        <w:spacing w:line="240" w:lineRule="auto"/>
+        <w:ind w:left="720"/>
+      </w:pPr>
+      <w:r>
+        <w:rPr>
+          <w:lang w:val="sw_KE" w:bidi="sw_KE"/>
+        </w:rPr>
+      </w:r>
+      <w:r>
+        <w:rPr>
+          <w:lang w:val="sw_KE" w:bidi="sw_KE"/>
+        </w:rPr>
+        <w:t>Mathayo 2:7</w:t>
+      </w:r>
+    </w:p>
+    <w:p>
+      <w:pPr>
+        <w:pStyle w:val="ListBullet"/>
+        <w:spacing w:line="240" w:lineRule="auto"/>
+        <w:ind w:left="720"/>
+      </w:pPr>
+      <w:r>
+        <w:rPr>
+          <w:lang w:val="sw_KE" w:bidi="sw_KE"/>
+        </w:rPr>
+      </w:r>
+      <w:r>
+        <w:rPr>
+          <w:lang w:val="sw_KE" w:bidi="sw_KE"/>
+        </w:rPr>
+        <w:t>Matayo 2:16</w:t>
+      </w:r>
     </w:p>
     <w:p>
       <w:pPr>
@@ -4504,79 +4174,55 @@
           <w:lang w:val="sw_KE" w:bidi="sw_KE"/>
         </w:rPr>
       </w:r>
-      <w:hyperlink r:id="rId67">
-        <w:r>
-          <w:rPr>
-            <w:lang w:val="sw_KE" w:bidi="sw_KE"/>
-          </w:rPr>
-          <w:rPr>
-            <w:color w:val="0000EE"/>
-            <w:u w:val="single"/>
-          </w:rPr>
-          <w:t>1 Wafalme 1:5</w:t>
-        </w:r>
-      </w:hyperlink>
-    </w:p>
-    <w:p>
-      <w:pPr>
-        <w:pStyle w:val="ListBullet"/>
-        <w:spacing w:line="240" w:lineRule="auto"/>
-        <w:ind w:left="720"/>
-      </w:pPr>
-      <w:r>
-        <w:rPr>
-          <w:lang w:val="sw_KE" w:bidi="sw_KE"/>
-        </w:rPr>
+      <w:r>
+        <w:rPr>
+          <w:lang w:val="sw_KE" w:bidi="sw_KE"/>
+        </w:rPr>
+        <w:t>1 Wafalme 1:5</w:t>
+      </w:r>
+    </w:p>
+    <w:p>
+      <w:pPr>
+        <w:pStyle w:val="ListBullet"/>
+        <w:spacing w:line="240" w:lineRule="auto"/>
+        <w:ind w:left="720"/>
+      </w:pPr>
+      <w:r>
+        <w:rPr>
+          <w:lang w:val="sw_KE" w:bidi="sw_KE"/>
+        </w:rPr>
+      </w:r>
+      <w:r>
+        <w:rPr>
+          <w:lang w:val="sw_KE" w:bidi="sw_KE"/>
+        </w:rPr>
+        <w:t>Danieli 11:40–41</w:t>
         <w:br/>
       </w:r>
-      <w:hyperlink r:id="rId68">
-        <w:r>
-          <w:rPr>
-            <w:lang w:val="sw_KE" w:bidi="sw_KE"/>
-          </w:rPr>
-          <w:rPr>
-            <w:color w:val="0000EE"/>
-            <w:u w:val="single"/>
-          </w:rPr>
-          <w:t>Danieli 11:40–41</w:t>
-        </w:r>
-      </w:hyperlink>
-      <w:hyperlink r:id="rId69">
-        <w:r>
-          <w:rPr>
-            <w:lang w:val="sw_KE" w:bidi="sw_KE"/>
-          </w:rPr>
-          <w:rPr>
-            <w:color w:val="0000EE"/>
-            <w:u w:val="single"/>
-          </w:rPr>
-          <w:t>Kutoka 14:23–25</w:t>
-        </w:r>
-      </w:hyperlink>
-    </w:p>
-    <w:p>
-      <w:pPr>
-        <w:pStyle w:val="ListBullet"/>
-        <w:spacing w:line="240" w:lineRule="auto"/>
-        <w:ind w:left="720"/>
-      </w:pPr>
-      <w:r>
-        <w:rPr>
-          <w:lang w:val="sw_KE" w:bidi="sw_KE"/>
-        </w:rPr>
-      </w:r>
-      <w:hyperlink r:id="rId70">
-        <w:r>
-          <w:rPr>
-            <w:lang w:val="sw_KE" w:bidi="sw_KE"/>
-          </w:rPr>
-          <w:rPr>
-            <w:color w:val="0000EE"/>
-            <w:u w:val="single"/>
-          </w:rPr>
-          <w:t>Mwanzo 50:7–9</w:t>
-        </w:r>
-      </w:hyperlink>
+      <w:r>
+        <w:rPr>
+          <w:lang w:val="sw_KE" w:bidi="sw_KE"/>
+        </w:rPr>
+        <w:t>Kutoka 14:23–25</w:t>
+      </w:r>
+    </w:p>
+    <w:p>
+      <w:pPr>
+        <w:pStyle w:val="ListBullet"/>
+        <w:spacing w:line="240" w:lineRule="auto"/>
+        <w:ind w:left="720"/>
+      </w:pPr>
+      <w:r>
+        <w:rPr>
+          <w:lang w:val="sw_KE" w:bidi="sw_KE"/>
+        </w:rPr>
+      </w:r>
+      <w:r>
+        <w:rPr>
+          <w:lang w:val="sw_KE" w:bidi="sw_KE"/>
+        </w:rPr>
+        <w:t>Mwanzo 50:7–9</w:t>
+      </w:r>
     </w:p>
     <w:p>
       <w:pPr>
@@ -5006,234 +4652,174 @@
           <w:lang w:val="sw_KE" w:bidi="sw_KE"/>
         </w:rPr>
       </w:r>
-      <w:hyperlink r:id="rId71">
-        <w:r>
-          <w:rPr>
-            <w:lang w:val="sw_KE" w:bidi="sw_KE"/>
-          </w:rPr>
-          <w:rPr>
-            <w:color w:val="0000EE"/>
-            <w:u w:val="single"/>
-          </w:rPr>
-          <w:t>1 Mambo ya Nyakati 11:2</w:t>
-        </w:r>
-      </w:hyperlink>
-    </w:p>
-    <w:p>
-      <w:pPr>
-        <w:pStyle w:val="ListBullet"/>
-        <w:spacing w:line="240" w:lineRule="auto"/>
-        <w:ind w:left="720"/>
-      </w:pPr>
-      <w:r>
-        <w:rPr>
-          <w:lang w:val="sw_KE" w:bidi="sw_KE"/>
-        </w:rPr>
-      </w:r>
-      <w:hyperlink r:id="rId72">
-        <w:r>
-          <w:rPr>
-            <w:lang w:val="sw_KE" w:bidi="sw_KE"/>
-          </w:rPr>
-          <w:rPr>
-            <w:color w:val="0000EE"/>
-            <w:u w:val="single"/>
-          </w:rPr>
-          <w:t>Matendo 7:34</w:t>
-        </w:r>
-      </w:hyperlink>
-    </w:p>
-    <w:p>
-      <w:pPr>
-        <w:pStyle w:val="ListBullet"/>
-        <w:spacing w:line="240" w:lineRule="auto"/>
-        <w:ind w:left="720"/>
-      </w:pPr>
-      <w:r>
-        <w:rPr>
-          <w:lang w:val="sw_KE" w:bidi="sw_KE"/>
-        </w:rPr>
-      </w:r>
-      <w:hyperlink r:id="rId73">
-        <w:r>
-          <w:rPr>
-            <w:lang w:val="sw_KE" w:bidi="sw_KE"/>
-          </w:rPr>
-          <w:rPr>
-            <w:color w:val="0000EE"/>
-            <w:u w:val="single"/>
-          </w:rPr>
-          <w:t>Matendo 7:51–53</w:t>
-        </w:r>
-      </w:hyperlink>
-    </w:p>
-    <w:p>
-      <w:pPr>
-        <w:pStyle w:val="ListBullet"/>
-        <w:spacing w:line="240" w:lineRule="auto"/>
-        <w:ind w:left="720"/>
-      </w:pPr>
-      <w:r>
-        <w:rPr>
-          <w:lang w:val="sw_KE" w:bidi="sw_KE"/>
-        </w:rPr>
-      </w:r>
-      <w:hyperlink r:id="rId74">
-        <w:r>
-          <w:rPr>
-            <w:lang w:val="sw_KE" w:bidi="sw_KE"/>
-          </w:rPr>
-          <w:rPr>
-            <w:color w:val="0000EE"/>
-            <w:u w:val="single"/>
-          </w:rPr>
-          <w:t>Matendo 10:36–38</w:t>
-        </w:r>
-      </w:hyperlink>
-    </w:p>
-    <w:p>
-      <w:pPr>
-        <w:pStyle w:val="ListBullet"/>
-        <w:spacing w:line="240" w:lineRule="auto"/>
-        <w:ind w:left="720"/>
-      </w:pPr>
-      <w:r>
-        <w:rPr>
-          <w:lang w:val="sw_KE" w:bidi="sw_KE"/>
-        </w:rPr>
-      </w:r>
-      <w:hyperlink r:id="rId75">
-        <w:r>
-          <w:rPr>
-            <w:lang w:val="sw_KE" w:bidi="sw_KE"/>
-          </w:rPr>
-          <w:rPr>
-            <w:color w:val="0000EE"/>
-            <w:u w:val="single"/>
-          </w:rPr>
-          <w:t>Danieli 9:24–25</w:t>
-        </w:r>
-      </w:hyperlink>
-    </w:p>
-    <w:p>
-      <w:pPr>
-        <w:pStyle w:val="ListBullet"/>
-        <w:spacing w:line="240" w:lineRule="auto"/>
-        <w:ind w:left="720"/>
-      </w:pPr>
-      <w:r>
-        <w:rPr>
-          <w:lang w:val="sw_KE" w:bidi="sw_KE"/>
-        </w:rPr>
-      </w:r>
-      <w:hyperlink r:id="rId76">
-        <w:r>
-          <w:rPr>
-            <w:lang w:val="sw_KE" w:bidi="sw_KE"/>
-          </w:rPr>
-          <w:rPr>
-            <w:color w:val="0000EE"/>
-            <w:u w:val="single"/>
-          </w:rPr>
-          <w:t>Isaya 2:5–6</w:t>
-        </w:r>
-      </w:hyperlink>
-    </w:p>
-    <w:p>
-      <w:pPr>
-        <w:pStyle w:val="ListBullet"/>
-        <w:spacing w:line="240" w:lineRule="auto"/>
-        <w:ind w:left="720"/>
-      </w:pPr>
-      <w:r>
-        <w:rPr>
-          <w:lang w:val="sw_KE" w:bidi="sw_KE"/>
-        </w:rPr>
-      </w:r>
-      <w:hyperlink r:id="rId77">
-        <w:r>
-          <w:rPr>
-            <w:lang w:val="sw_KE" w:bidi="sw_KE"/>
-          </w:rPr>
-          <w:rPr>
-            <w:color w:val="0000EE"/>
-            <w:u w:val="single"/>
-          </w:rPr>
-          <w:t>Yeremia 6:20–22</w:t>
-        </w:r>
-      </w:hyperlink>
-    </w:p>
-    <w:p>
-      <w:pPr>
-        <w:pStyle w:val="ListBullet"/>
-        <w:spacing w:line="240" w:lineRule="auto"/>
-        <w:ind w:left="720"/>
-      </w:pPr>
-      <w:r>
-        <w:rPr>
-          <w:lang w:val="sw_KE" w:bidi="sw_KE"/>
-        </w:rPr>
-      </w:r>
-      <w:hyperlink r:id="rId78">
-        <w:r>
-          <w:rPr>
-            <w:lang w:val="sw_KE" w:bidi="sw_KE"/>
-          </w:rPr>
-          <w:rPr>
-            <w:color w:val="0000EE"/>
-            <w:u w:val="single"/>
-          </w:rPr>
-          <w:t>Yoeli 3:16–17</w:t>
-        </w:r>
-      </w:hyperlink>
-    </w:p>
-    <w:p>
-      <w:pPr>
-        <w:pStyle w:val="ListBullet"/>
-        <w:spacing w:line="240" w:lineRule="auto"/>
-        <w:ind w:left="720"/>
-      </w:pPr>
-      <w:r>
-        <w:rPr>
-          <w:lang w:val="sw_KE" w:bidi="sw_KE"/>
-        </w:rPr>
-      </w:r>
-      <w:hyperlink r:id="rId79">
-        <w:r>
-          <w:rPr>
-            <w:lang w:val="sw_KE" w:bidi="sw_KE"/>
-          </w:rPr>
-          <w:rPr>
-            <w:color w:val="0000EE"/>
-            <w:u w:val="single"/>
-          </w:rPr>
-          <w:t>Mika 6:3–5</w:t>
-        </w:r>
-      </w:hyperlink>
-    </w:p>
-    <w:p>
-      <w:pPr>
-        <w:pStyle w:val="ListBullet"/>
-        <w:spacing w:line="240" w:lineRule="auto"/>
-        <w:ind w:left="720"/>
-      </w:pPr>
-      <w:r>
-        <w:rPr>
-          <w:lang w:val="sw_KE" w:bidi="sw_KE"/>
-        </w:rPr>
-      </w:r>
-      <w:hyperlink r:id="rId80">
-        <w:r>
-          <w:rPr>
-            <w:lang w:val="sw_KE" w:bidi="sw_KE"/>
-          </w:rPr>
-          <w:rPr>
-            <w:color w:val="0000EE"/>
-            <w:u w:val="single"/>
-          </w:rPr>
-          <w:t>Ufunuo 13:7–8</w:t>
-        </w:r>
-      </w:hyperlink>
+      <w:r>
+        <w:rPr>
+          <w:lang w:val="sw_KE" w:bidi="sw_KE"/>
+        </w:rPr>
+        <w:t>1 Mambo ya Nyakati 11:2</w:t>
+      </w:r>
+    </w:p>
+    <w:p>
+      <w:pPr>
+        <w:pStyle w:val="ListBullet"/>
+        <w:spacing w:line="240" w:lineRule="auto"/>
+        <w:ind w:left="720"/>
+      </w:pPr>
+      <w:r>
+        <w:rPr>
+          <w:lang w:val="sw_KE" w:bidi="sw_KE"/>
+        </w:rPr>
+      </w:r>
+      <w:r>
+        <w:rPr>
+          <w:lang w:val="sw_KE" w:bidi="sw_KE"/>
+        </w:rPr>
+        <w:t>Matendo 7:34</w:t>
+      </w:r>
+    </w:p>
+    <w:p>
+      <w:pPr>
+        <w:pStyle w:val="ListBullet"/>
+        <w:spacing w:line="240" w:lineRule="auto"/>
+        <w:ind w:left="720"/>
+      </w:pPr>
+      <w:r>
+        <w:rPr>
+          <w:lang w:val="sw_KE" w:bidi="sw_KE"/>
+        </w:rPr>
+      </w:r>
+      <w:r>
+        <w:rPr>
+          <w:lang w:val="sw_KE" w:bidi="sw_KE"/>
+        </w:rPr>
+        <w:t>Matendo 7:51–53</w:t>
+      </w:r>
+    </w:p>
+    <w:p>
+      <w:pPr>
+        <w:pStyle w:val="ListBullet"/>
+        <w:spacing w:line="240" w:lineRule="auto"/>
+        <w:ind w:left="720"/>
+      </w:pPr>
+      <w:r>
+        <w:rPr>
+          <w:lang w:val="sw_KE" w:bidi="sw_KE"/>
+        </w:rPr>
+      </w:r>
+      <w:r>
+        <w:rPr>
+          <w:lang w:val="sw_KE" w:bidi="sw_KE"/>
+        </w:rPr>
+        <w:t>Matendo 10:36–38</w:t>
+      </w:r>
+    </w:p>
+    <w:p>
+      <w:pPr>
+        <w:pStyle w:val="ListBullet"/>
+        <w:spacing w:line="240" w:lineRule="auto"/>
+        <w:ind w:left="720"/>
+      </w:pPr>
+      <w:r>
+        <w:rPr>
+          <w:lang w:val="sw_KE" w:bidi="sw_KE"/>
+        </w:rPr>
+      </w:r>
+      <w:r>
+        <w:rPr>
+          <w:lang w:val="sw_KE" w:bidi="sw_KE"/>
+        </w:rPr>
+        <w:t>Danieli 9:24–25</w:t>
+      </w:r>
+    </w:p>
+    <w:p>
+      <w:pPr>
+        <w:pStyle w:val="ListBullet"/>
+        <w:spacing w:line="240" w:lineRule="auto"/>
+        <w:ind w:left="720"/>
+      </w:pPr>
+      <w:r>
+        <w:rPr>
+          <w:lang w:val="sw_KE" w:bidi="sw_KE"/>
+        </w:rPr>
+      </w:r>
+      <w:r>
+        <w:rPr>
+          <w:lang w:val="sw_KE" w:bidi="sw_KE"/>
+        </w:rPr>
+        <w:t>Isaya 2:5–6</w:t>
+      </w:r>
+    </w:p>
+    <w:p>
+      <w:pPr>
+        <w:pStyle w:val="ListBullet"/>
+        <w:spacing w:line="240" w:lineRule="auto"/>
+        <w:ind w:left="720"/>
+      </w:pPr>
+      <w:r>
+        <w:rPr>
+          <w:lang w:val="sw_KE" w:bidi="sw_KE"/>
+        </w:rPr>
+      </w:r>
+      <w:r>
+        <w:rPr>
+          <w:lang w:val="sw_KE" w:bidi="sw_KE"/>
+        </w:rPr>
+        <w:t>Yeremia 6:20–22</w:t>
+      </w:r>
+    </w:p>
+    <w:p>
+      <w:pPr>
+        <w:pStyle w:val="ListBullet"/>
+        <w:spacing w:line="240" w:lineRule="auto"/>
+        <w:ind w:left="720"/>
+      </w:pPr>
+      <w:r>
+        <w:rPr>
+          <w:lang w:val="sw_KE" w:bidi="sw_KE"/>
+        </w:rPr>
+      </w:r>
+      <w:r>
+        <w:rPr>
+          <w:lang w:val="sw_KE" w:bidi="sw_KE"/>
+        </w:rPr>
+        <w:t>Yoeli 3:16–17</w:t>
+      </w:r>
+    </w:p>
+    <w:p>
+      <w:pPr>
+        <w:pStyle w:val="ListBullet"/>
+        <w:spacing w:line="240" w:lineRule="auto"/>
+        <w:ind w:left="720"/>
+      </w:pPr>
+      <w:r>
+        <w:rPr>
+          <w:lang w:val="sw_KE" w:bidi="sw_KE"/>
+        </w:rPr>
+      </w:r>
+      <w:r>
+        <w:rPr>
+          <w:lang w:val="sw_KE" w:bidi="sw_KE"/>
+        </w:rPr>
+        <w:t>Mika 6:3–5</w:t>
+      </w:r>
+    </w:p>
+    <w:p>
+      <w:pPr>
+        <w:pStyle w:val="ListBullet"/>
+        <w:spacing w:line="240" w:lineRule="auto"/>
+        <w:ind w:left="720"/>
+      </w:pPr>
+      <w:r>
+        <w:rPr>
+          <w:lang w:val="sw_KE" w:bidi="sw_KE"/>
+        </w:rPr>
+      </w:r>
+      <w:r>
+        <w:rPr>
+          <w:lang w:val="sw_KE" w:bidi="sw_KE"/>
+        </w:rPr>
+        <w:t>Ufunuo 13:7–8</w:t>
+      </w:r>
     </w:p>
     <w:p>
       <w:pPr>
@@ -5584,66 +5170,48 @@
           <w:lang w:val="sw_KE" w:bidi="sw_KE"/>
         </w:rPr>
       </w:r>
-      <w:hyperlink r:id="rId81">
-        <w:r>
-          <w:rPr>
-            <w:lang w:val="sw_KE" w:bidi="sw_KE"/>
-          </w:rPr>
-          <w:rPr>
-            <w:color w:val="0000EE"/>
-            <w:u w:val="single"/>
-          </w:rPr>
-          <w:t>1 Mambo ya Nyakati 27:32–34</w:t>
-        </w:r>
-      </w:hyperlink>
-    </w:p>
-    <w:p>
-      <w:pPr>
-        <w:pStyle w:val="ListBullet"/>
-        <w:spacing w:line="240" w:lineRule="auto"/>
-        <w:ind w:left="720"/>
-      </w:pPr>
-      <w:r>
-        <w:rPr>
-          <w:lang w:val="sw_KE" w:bidi="sw_KE"/>
-        </w:rPr>
-      </w:r>
-      <w:hyperlink r:id="rId82">
-        <w:r>
-          <w:rPr>
-            <w:lang w:val="sw_KE" w:bidi="sw_KE"/>
-          </w:rPr>
-          <w:rPr>
-            <w:color w:val="0000EE"/>
-            <w:u w:val="single"/>
-          </w:rPr>
-          <w:t>Danieli 2:1–2</w:t>
-        </w:r>
-      </w:hyperlink>
-    </w:p>
-    <w:p>
-      <w:pPr>
-        <w:pStyle w:val="ListBullet"/>
-        <w:spacing w:line="240" w:lineRule="auto"/>
-        <w:ind w:left="720"/>
-      </w:pPr>
-      <w:r>
-        <w:rPr>
-          <w:lang w:val="sw_KE" w:bidi="sw_KE"/>
-        </w:rPr>
-      </w:r>
-      <w:hyperlink r:id="rId83">
-        <w:r>
-          <w:rPr>
-            <w:lang w:val="sw_KE" w:bidi="sw_KE"/>
-          </w:rPr>
-          <w:rPr>
-            <w:color w:val="0000EE"/>
-            <w:u w:val="single"/>
-          </w:rPr>
-          <w:t>Danieli 2:10–11</w:t>
-        </w:r>
-      </w:hyperlink>
+      <w:r>
+        <w:rPr>
+          <w:lang w:val="sw_KE" w:bidi="sw_KE"/>
+        </w:rPr>
+        <w:t>1 Mambo ya Nyakati 27:32–34</w:t>
+      </w:r>
+    </w:p>
+    <w:p>
+      <w:pPr>
+        <w:pStyle w:val="ListBullet"/>
+        <w:spacing w:line="240" w:lineRule="auto"/>
+        <w:ind w:left="720"/>
+      </w:pPr>
+      <w:r>
+        <w:rPr>
+          <w:lang w:val="sw_KE" w:bidi="sw_KE"/>
+        </w:rPr>
+      </w:r>
+      <w:r>
+        <w:rPr>
+          <w:lang w:val="sw_KE" w:bidi="sw_KE"/>
+        </w:rPr>
+        <w:t>Danieli 2:1–2</w:t>
+      </w:r>
+    </w:p>
+    <w:p>
+      <w:pPr>
+        <w:pStyle w:val="ListBullet"/>
+        <w:spacing w:line="240" w:lineRule="auto"/>
+        <w:ind w:left="720"/>
+      </w:pPr>
+      <w:r>
+        <w:rPr>
+          <w:lang w:val="sw_KE" w:bidi="sw_KE"/>
+        </w:rPr>
+      </w:r>
+      <w:r>
+        <w:rPr>
+          <w:lang w:val="sw_KE" w:bidi="sw_KE"/>
+        </w:rPr>
+        <w:t>Danieli 2:10–11</w:t>
+      </w:r>
     </w:p>
     <w:p>
       <w:pPr>
@@ -5867,138 +5435,102 @@
           <w:lang w:val="sw_KE" w:bidi="sw_KE"/>
         </w:rPr>
       </w:r>
-      <w:hyperlink r:id="rId41">
-        <w:r>
-          <w:rPr>
-            <w:lang w:val="sw_KE" w:bidi="sw_KE"/>
-          </w:rPr>
-          <w:rPr>
-            <w:color w:val="0000EE"/>
-            <w:u w:val="single"/>
-          </w:rPr>
-          <w:t>1 Mambo ya Nyakati 1:14</w:t>
-        </w:r>
-      </w:hyperlink>
-    </w:p>
-    <w:p>
-      <w:pPr>
-        <w:pStyle w:val="ListBullet"/>
-        <w:spacing w:line="240" w:lineRule="auto"/>
-        <w:ind w:left="720"/>
-      </w:pPr>
-      <w:r>
-        <w:rPr>
-          <w:lang w:val="sw_KE" w:bidi="sw_KE"/>
-        </w:rPr>
-      </w:r>
-      <w:hyperlink r:id="rId84">
-        <w:r>
-          <w:rPr>
-            <w:lang w:val="sw_KE" w:bidi="sw_KE"/>
-          </w:rPr>
-          <w:rPr>
-            <w:color w:val="0000EE"/>
-            <w:u w:val="single"/>
-          </w:rPr>
-          <w:t>1 Wafalme 9:20–21</w:t>
-        </w:r>
-      </w:hyperlink>
-    </w:p>
-    <w:p>
-      <w:pPr>
-        <w:pStyle w:val="ListBullet"/>
-        <w:spacing w:line="240" w:lineRule="auto"/>
-        <w:ind w:left="720"/>
-      </w:pPr>
-      <w:r>
-        <w:rPr>
-          <w:lang w:val="sw_KE" w:bidi="sw_KE"/>
-        </w:rPr>
-      </w:r>
-      <w:hyperlink r:id="rId85">
-        <w:r>
-          <w:rPr>
-            <w:lang w:val="sw_KE" w:bidi="sw_KE"/>
-          </w:rPr>
-          <w:rPr>
-            <w:color w:val="0000EE"/>
-            <w:u w:val="single"/>
-          </w:rPr>
-          <w:t>Kutoka 3:7–8</w:t>
-        </w:r>
-      </w:hyperlink>
-    </w:p>
-    <w:p>
-      <w:pPr>
-        <w:pStyle w:val="ListBullet"/>
-        <w:spacing w:line="240" w:lineRule="auto"/>
-        <w:ind w:left="720"/>
-      </w:pPr>
-      <w:r>
-        <w:rPr>
-          <w:lang w:val="sw_KE" w:bidi="sw_KE"/>
-        </w:rPr>
-      </w:r>
-      <w:hyperlink r:id="rId19">
-        <w:r>
-          <w:rPr>
-            <w:lang w:val="sw_KE" w:bidi="sw_KE"/>
-          </w:rPr>
-          <w:rPr>
-            <w:color w:val="0000EE"/>
-            <w:u w:val="single"/>
-          </w:rPr>
-          <w:t>Mwanzo 10:16</w:t>
-        </w:r>
-      </w:hyperlink>
-    </w:p>
-    <w:p>
-      <w:pPr>
-        <w:pStyle w:val="ListBullet"/>
-        <w:spacing w:line="240" w:lineRule="auto"/>
-        <w:ind w:left="720"/>
-      </w:pPr>
-      <w:r>
-        <w:rPr>
-          <w:lang w:val="sw_KE" w:bidi="sw_KE"/>
-        </w:rPr>
-      </w:r>
-      <w:hyperlink r:id="rId43">
-        <w:r>
-          <w:rPr>
-            <w:lang w:val="sw_KE" w:bidi="sw_KE"/>
-          </w:rPr>
-          <w:rPr>
-            <w:color w:val="0000EE"/>
-            <w:u w:val="single"/>
-          </w:rPr>
-          <w:t>Yoshua 3:9–11</w:t>
-        </w:r>
-      </w:hyperlink>
-    </w:p>
-    <w:p>
-      <w:pPr>
-        <w:pStyle w:val="ListBullet"/>
-        <w:spacing w:line="240" w:lineRule="auto"/>
-        <w:ind w:left="720"/>
-      </w:pPr>
-      <w:r>
-        <w:rPr>
-          <w:lang w:val="sw_KE" w:bidi="sw_KE"/>
-        </w:rPr>
-      </w:r>
-      <w:hyperlink r:id="rId86">
-        <w:r>
-          <w:rPr>
-            <w:lang w:val="sw_KE" w:bidi="sw_KE"/>
-          </w:rPr>
-          <w:rPr>
-            <w:color w:val="0000EE"/>
-            <w:u w:val="single"/>
-          </w:rPr>
-          <w:t>Waamuzi 1:20–21</w:t>
-        </w:r>
-      </w:hyperlink>
+      <w:r>
+        <w:rPr>
+          <w:lang w:val="sw_KE" w:bidi="sw_KE"/>
+        </w:rPr>
+        <w:t>1 Mambo ya Nyakati 1:14</w:t>
+      </w:r>
+    </w:p>
+    <w:p>
+      <w:pPr>
+        <w:pStyle w:val="ListBullet"/>
+        <w:spacing w:line="240" w:lineRule="auto"/>
+        <w:ind w:left="720"/>
+      </w:pPr>
+      <w:r>
+        <w:rPr>
+          <w:lang w:val="sw_KE" w:bidi="sw_KE"/>
+        </w:rPr>
+      </w:r>
+      <w:r>
+        <w:rPr>
+          <w:lang w:val="sw_KE" w:bidi="sw_KE"/>
+        </w:rPr>
+        <w:t>1 Wafalme 9:20–21</w:t>
+      </w:r>
+    </w:p>
+    <w:p>
+      <w:pPr>
+        <w:pStyle w:val="ListBullet"/>
+        <w:spacing w:line="240" w:lineRule="auto"/>
+        <w:ind w:left="720"/>
+      </w:pPr>
+      <w:r>
+        <w:rPr>
+          <w:lang w:val="sw_KE" w:bidi="sw_KE"/>
+        </w:rPr>
+      </w:r>
+      <w:r>
+        <w:rPr>
+          <w:lang w:val="sw_KE" w:bidi="sw_KE"/>
+        </w:rPr>
+        <w:t>Kutoka 3:7–8</w:t>
+      </w:r>
+    </w:p>
+    <w:p>
+      <w:pPr>
+        <w:pStyle w:val="ListBullet"/>
+        <w:spacing w:line="240" w:lineRule="auto"/>
+        <w:ind w:left="720"/>
+      </w:pPr>
+      <w:r>
+        <w:rPr>
+          <w:lang w:val="sw_KE" w:bidi="sw_KE"/>
+        </w:rPr>
+      </w:r>
+      <w:r>
+        <w:rPr>
+          <w:lang w:val="sw_KE" w:bidi="sw_KE"/>
+        </w:rPr>
+        <w:t>Mwanzo 10:16</w:t>
+      </w:r>
+    </w:p>
+    <w:p>
+      <w:pPr>
+        <w:pStyle w:val="ListBullet"/>
+        <w:spacing w:line="240" w:lineRule="auto"/>
+        <w:ind w:left="720"/>
+      </w:pPr>
+      <w:r>
+        <w:rPr>
+          <w:lang w:val="sw_KE" w:bidi="sw_KE"/>
+        </w:rPr>
+      </w:r>
+      <w:r>
+        <w:rPr>
+          <w:lang w:val="sw_KE" w:bidi="sw_KE"/>
+        </w:rPr>
+        <w:t>Yoshua 3:9–11</w:t>
+      </w:r>
+    </w:p>
+    <w:p>
+      <w:pPr>
+        <w:pStyle w:val="ListBullet"/>
+        <w:spacing w:line="240" w:lineRule="auto"/>
+        <w:ind w:left="720"/>
+      </w:pPr>
+      <w:r>
+        <w:rPr>
+          <w:lang w:val="sw_KE" w:bidi="sw_KE"/>
+        </w:rPr>
+      </w:r>
+      <w:r>
+        <w:rPr>
+          <w:lang w:val="sw_KE" w:bidi="sw_KE"/>
+        </w:rPr>
+        <w:t>Waamuzi 1:20–21</w:t>
+      </w:r>
     </w:p>
     <w:p>
       <w:pPr>
@@ -6491,186 +6023,138 @@
           <w:lang w:val="sw_KE" w:bidi="sw_KE"/>
         </w:rPr>
       </w:r>
-      <w:hyperlink r:id="rId87">
-        <w:r>
-          <w:rPr>
-            <w:lang w:val="sw_KE" w:bidi="sw_KE"/>
-          </w:rPr>
-          <w:rPr>
-            <w:color w:val="0000EE"/>
-            <w:u w:val="single"/>
-          </w:rPr>
-          <w:t>1 Wakorintho 12:31</w:t>
-        </w:r>
-      </w:hyperlink>
-    </w:p>
-    <w:p>
-      <w:pPr>
-        <w:pStyle w:val="ListBullet"/>
-        <w:spacing w:line="240" w:lineRule="auto"/>
-        <w:ind w:left="720"/>
-      </w:pPr>
-      <w:r>
-        <w:rPr>
-          <w:lang w:val="sw_KE" w:bidi="sw_KE"/>
-        </w:rPr>
-      </w:r>
-      <w:hyperlink r:id="rId88">
-        <w:r>
-          <w:rPr>
-            <w:lang w:val="sw_KE" w:bidi="sw_KE"/>
-          </w:rPr>
-          <w:rPr>
-            <w:color w:val="0000EE"/>
-            <w:u w:val="single"/>
-          </w:rPr>
-          <w:t>1 Wafalme 19:9–10</w:t>
-        </w:r>
-      </w:hyperlink>
-    </w:p>
-    <w:p>
-      <w:pPr>
-        <w:pStyle w:val="ListBullet"/>
-        <w:spacing w:line="240" w:lineRule="auto"/>
-        <w:ind w:left="720"/>
-      </w:pPr>
-      <w:r>
-        <w:rPr>
-          <w:lang w:val="sw_KE" w:bidi="sw_KE"/>
-        </w:rPr>
-      </w:r>
-      <w:hyperlink r:id="rId89">
-        <w:r>
-          <w:rPr>
-            <w:lang w:val="sw_KE" w:bidi="sw_KE"/>
-          </w:rPr>
-          <w:rPr>
-            <w:color w:val="0000EE"/>
-            <w:u w:val="single"/>
-          </w:rPr>
-          <w:t>Matendo 22:3</w:t>
-        </w:r>
-      </w:hyperlink>
-    </w:p>
-    <w:p>
-      <w:pPr>
-        <w:pStyle w:val="ListBullet"/>
-        <w:spacing w:line="240" w:lineRule="auto"/>
-        <w:ind w:left="720"/>
-      </w:pPr>
-      <w:r>
-        <w:rPr>
-          <w:lang w:val="sw_KE" w:bidi="sw_KE"/>
-        </w:rPr>
-      </w:r>
-      <w:hyperlink r:id="rId90">
-        <w:r>
-          <w:rPr>
-            <w:lang w:val="sw_KE" w:bidi="sw_KE"/>
-          </w:rPr>
-          <w:rPr>
-            <w:color w:val="0000EE"/>
-            <w:u w:val="single"/>
-          </w:rPr>
-          <w:t>Wagalatia 4:17</w:t>
-        </w:r>
-      </w:hyperlink>
-    </w:p>
-    <w:p>
-      <w:pPr>
-        <w:pStyle w:val="ListBullet"/>
-        <w:spacing w:line="240" w:lineRule="auto"/>
-        <w:ind w:left="720"/>
-      </w:pPr>
-      <w:r>
-        <w:rPr>
-          <w:lang w:val="sw_KE" w:bidi="sw_KE"/>
-        </w:rPr>
-      </w:r>
-      <w:hyperlink r:id="rId91">
-        <w:r>
-          <w:rPr>
-            <w:lang w:val="sw_KE" w:bidi="sw_KE"/>
-          </w:rPr>
-          <w:rPr>
-            <w:color w:val="0000EE"/>
-            <w:u w:val="single"/>
-          </w:rPr>
-          <w:t>Isaya 63:15</w:t>
-        </w:r>
-      </w:hyperlink>
-    </w:p>
-    <w:p>
-      <w:pPr>
-        <w:pStyle w:val="ListBullet"/>
-        <w:spacing w:line="240" w:lineRule="auto"/>
-        <w:ind w:left="720"/>
-      </w:pPr>
-      <w:r>
-        <w:rPr>
-          <w:lang w:val="sw_KE" w:bidi="sw_KE"/>
-        </w:rPr>
-      </w:r>
-      <w:hyperlink r:id="rId92">
-        <w:r>
-          <w:rPr>
-            <w:lang w:val="sw_KE" w:bidi="sw_KE"/>
-          </w:rPr>
-          <w:rPr>
-            <w:color w:val="0000EE"/>
-            <w:u w:val="single"/>
-          </w:rPr>
-          <w:t>Yohana 2:17–19</w:t>
-        </w:r>
-      </w:hyperlink>
-    </w:p>
-    <w:p>
-      <w:pPr>
-        <w:pStyle w:val="ListBullet"/>
-        <w:spacing w:line="240" w:lineRule="auto"/>
-        <w:ind w:left="720"/>
-      </w:pPr>
-      <w:r>
-        <w:rPr>
-          <w:lang w:val="sw_KE" w:bidi="sw_KE"/>
-        </w:rPr>
-      </w:r>
-      <w:hyperlink r:id="rId93">
-        <w:r>
-          <w:rPr>
-            <w:lang w:val="sw_KE" w:bidi="sw_KE"/>
-          </w:rPr>
-          <w:rPr>
-            <w:color w:val="0000EE"/>
-            <w:u w:val="single"/>
-          </w:rPr>
-          <w:t>Wafilipi 3:6</w:t>
-        </w:r>
-      </w:hyperlink>
-    </w:p>
-    <w:p>
-      <w:pPr>
-        <w:pStyle w:val="ListBullet"/>
-        <w:spacing w:line="240" w:lineRule="auto"/>
-        <w:ind w:left="720"/>
-      </w:pPr>
-      <w:r>
-        <w:rPr>
-          <w:lang w:val="sw_KE" w:bidi="sw_KE"/>
-        </w:rPr>
-      </w:r>
-      <w:hyperlink r:id="rId94">
-        <w:r>
-          <w:rPr>
-            <w:lang w:val="sw_KE" w:bidi="sw_KE"/>
-          </w:rPr>
-          <w:rPr>
-            <w:color w:val="0000EE"/>
-            <w:u w:val="single"/>
-          </w:rPr>
-          <w:t>Warumi 10:1–3</w:t>
-        </w:r>
-      </w:hyperlink>
+      <w:r>
+        <w:rPr>
+          <w:lang w:val="sw_KE" w:bidi="sw_KE"/>
+        </w:rPr>
+        <w:t>1 Wakorintho 12:31</w:t>
+      </w:r>
+    </w:p>
+    <w:p>
+      <w:pPr>
+        <w:pStyle w:val="ListBullet"/>
+        <w:spacing w:line="240" w:lineRule="auto"/>
+        <w:ind w:left="720"/>
+      </w:pPr>
+      <w:r>
+        <w:rPr>
+          <w:lang w:val="sw_KE" w:bidi="sw_KE"/>
+        </w:rPr>
+      </w:r>
+      <w:r>
+        <w:rPr>
+          <w:lang w:val="sw_KE" w:bidi="sw_KE"/>
+        </w:rPr>
+        <w:t>1 Wafalme 19:9–10</w:t>
+      </w:r>
+    </w:p>
+    <w:p>
+      <w:pPr>
+        <w:pStyle w:val="ListBullet"/>
+        <w:spacing w:line="240" w:lineRule="auto"/>
+        <w:ind w:left="720"/>
+      </w:pPr>
+      <w:r>
+        <w:rPr>
+          <w:lang w:val="sw_KE" w:bidi="sw_KE"/>
+        </w:rPr>
+      </w:r>
+      <w:r>
+        <w:rPr>
+          <w:lang w:val="sw_KE" w:bidi="sw_KE"/>
+        </w:rPr>
+        <w:t>Matendo 22:3</w:t>
+      </w:r>
+    </w:p>
+    <w:p>
+      <w:pPr>
+        <w:pStyle w:val="ListBullet"/>
+        <w:spacing w:line="240" w:lineRule="auto"/>
+        <w:ind w:left="720"/>
+      </w:pPr>
+      <w:r>
+        <w:rPr>
+          <w:lang w:val="sw_KE" w:bidi="sw_KE"/>
+        </w:rPr>
+      </w:r>
+      <w:r>
+        <w:rPr>
+          <w:lang w:val="sw_KE" w:bidi="sw_KE"/>
+        </w:rPr>
+        <w:t>Wagalatia 4:17</w:t>
+      </w:r>
+    </w:p>
+    <w:p>
+      <w:pPr>
+        <w:pStyle w:val="ListBullet"/>
+        <w:spacing w:line="240" w:lineRule="auto"/>
+        <w:ind w:left="720"/>
+      </w:pPr>
+      <w:r>
+        <w:rPr>
+          <w:lang w:val="sw_KE" w:bidi="sw_KE"/>
+        </w:rPr>
+      </w:r>
+      <w:r>
+        <w:rPr>
+          <w:lang w:val="sw_KE" w:bidi="sw_KE"/>
+        </w:rPr>
+        <w:t>Isaya 63:15</w:t>
+      </w:r>
+    </w:p>
+    <w:p>
+      <w:pPr>
+        <w:pStyle w:val="ListBullet"/>
+        <w:spacing w:line="240" w:lineRule="auto"/>
+        <w:ind w:left="720"/>
+      </w:pPr>
+      <w:r>
+        <w:rPr>
+          <w:lang w:val="sw_KE" w:bidi="sw_KE"/>
+        </w:rPr>
+      </w:r>
+      <w:r>
+        <w:rPr>
+          <w:lang w:val="sw_KE" w:bidi="sw_KE"/>
+        </w:rPr>
+        <w:t>Yohana 2:17–19</w:t>
+      </w:r>
+    </w:p>
+    <w:p>
+      <w:pPr>
+        <w:pStyle w:val="ListBullet"/>
+        <w:spacing w:line="240" w:lineRule="auto"/>
+        <w:ind w:left="720"/>
+      </w:pPr>
+      <w:r>
+        <w:rPr>
+          <w:lang w:val="sw_KE" w:bidi="sw_KE"/>
+        </w:rPr>
+      </w:r>
+      <w:r>
+        <w:rPr>
+          <w:lang w:val="sw_KE" w:bidi="sw_KE"/>
+        </w:rPr>
+        <w:t>Wafilipi 3:6</w:t>
+      </w:r>
+    </w:p>
+    <w:p>
+      <w:pPr>
+        <w:pStyle w:val="ListBullet"/>
+        <w:spacing w:line="240" w:lineRule="auto"/>
+        <w:ind w:left="720"/>
+      </w:pPr>
+      <w:r>
+        <w:rPr>
+          <w:lang w:val="sw_KE" w:bidi="sw_KE"/>
+        </w:rPr>
+      </w:r>
+      <w:r>
+        <w:rPr>
+          <w:lang w:val="sw_KE" w:bidi="sw_KE"/>
+        </w:rPr>
+        <w:t>Warumi 10:1–3</w:t>
+      </w:r>
     </w:p>
     <w:p>
       <w:pPr>

--- a/swh/docx/023.content.docx
+++ b/swh/docx/023.content.docx
@@ -3545,19 +3545,7 @@
         <w:rPr>
           <w:lang w:val="sw_KE" w:bidi="sw_KE"/>
         </w:rPr>
-        <w:t xml:space="preserve">, </w:t>
-      </w:r>
-      <w:r>
-        <w:rPr>
-          <w:lang w:val="sw_KE" w:bidi="sw_KE"/>
-        </w:rPr>
-        <w:t>mwana</w:t>
-      </w:r>
-      <w:r>
-        <w:rPr>
-          <w:lang w:val="sw_KE" w:bidi="sw_KE"/>
-        </w:rPr>
-        <w:t xml:space="preserve">, </w:t>
+        <w:t xml:space="preserve">, mwana, </w:t>
       </w:r>
       <w:r>
         <w:rPr>
